--- a/pr-preview/pr-329/linear-algebra-subspaces.docx
+++ b/pr-preview/pr-329/linear-algebra-subspaces.docx
@@ -15,7 +15,7 @@
         <w:pStyle w:val="Date"/>
       </w:pPr>
       <w:r>
-        <w:t xml:space="preserve">Last modified: 2026-10-16 00:45:25 (PDT)</w:t>
+        <w:t xml:space="preserve">Last modified: 2026-10-16 01:54:17 (PDT)</w:t>
       </w:r>
     </w:p>
     <w:bookmarkStart w:id="15" w:name="rank"/>

--- a/pr-preview/pr-329/linear-algebra-subspaces.docx
+++ b/pr-preview/pr-329/linear-algebra-subspaces.docx
@@ -15,7 +15,7 @@
         <w:pStyle w:val="Date"/>
       </w:pPr>
       <w:r>
-        <w:t xml:space="preserve">Last modified: 2026-10-16 01:54:17 (PDT)</w:t>
+        <w:t xml:space="preserve">Last modified: 2026-10-16 02:50:49 (PDT)</w:t>
       </w:r>
     </w:p>
     <w:bookmarkStart w:id="15" w:name="rank"/>

--- a/pr-preview/pr-329/linear-algebra-subspaces.docx
+++ b/pr-preview/pr-329/linear-algebra-subspaces.docx
@@ -15,7 +15,7 @@
         <w:pStyle w:val="Date"/>
       </w:pPr>
       <w:r>
-        <w:t xml:space="preserve">Last modified: 2026-10-16 02:50:49 (PDT)</w:t>
+        <w:t xml:space="preserve">Last modified: 2026-10-16 04:03:03 (PDT)</w:t>
       </w:r>
     </w:p>
     <w:bookmarkStart w:id="15" w:name="rank"/>
@@ -51,16 +51,21 @@
       <m:oMath>
         <m:sSub>
           <m:e>
-            <m:acc>
-              <m:accPr>
-                <m:chr m:val="̃"/>
-              </m:accPr>
+            <m:limLow>
               <m:e>
                 <m:r>
                   <m:t>v</m:t>
                 </m:r>
               </m:e>
-            </m:acc>
+              <m:lim>
+                <m:r>
+                  <m:rPr>
+                    <m:sty m:val="p"/>
+                  </m:rPr>
+                  <m:t>∼</m:t>
+                </m:r>
+              </m:lim>
+            </m:limLow>
           </m:e>
           <m:sub>
             <m:r>
@@ -88,16 +93,21 @@
         </m:r>
         <m:sSub>
           <m:e>
-            <m:acc>
-              <m:accPr>
-                <m:chr m:val="̃"/>
-              </m:accPr>
+            <m:limLow>
               <m:e>
                 <m:r>
                   <m:t>v</m:t>
                 </m:r>
               </m:e>
-            </m:acc>
+              <m:lim>
+                <m:r>
+                  <m:rPr>
+                    <m:sty m:val="p"/>
+                  </m:rPr>
+                  <m:t>∼</m:t>
+                </m:r>
+              </m:lim>
+            </m:limLow>
           </m:e>
           <m:sub>
             <m:r>
@@ -219,16 +229,21 @@
           </m:sSub>
           <m:sSub>
             <m:e>
-              <m:acc>
-                <m:accPr>
-                  <m:chr m:val="̃"/>
-                </m:accPr>
+              <m:limLow>
                 <m:e>
                   <m:r>
                     <m:t>v</m:t>
                   </m:r>
                 </m:e>
-              </m:acc>
+                <m:lim>
+                  <m:r>
+                    <m:rPr>
+                      <m:sty m:val="p"/>
+                    </m:rPr>
+                    <m:t>∼</m:t>
+                  </m:r>
+                </m:lim>
+              </m:limLow>
             </m:e>
             <m:sub>
               <m:r>
@@ -268,16 +283,21 @@
           </m:sSub>
           <m:sSub>
             <m:e>
-              <m:acc>
-                <m:accPr>
-                  <m:chr m:val="̃"/>
-                </m:accPr>
+              <m:limLow>
                 <m:e>
                   <m:r>
                     <m:t>v</m:t>
                   </m:r>
                 </m:e>
-              </m:acc>
+                <m:lim>
+                  <m:r>
+                    <m:rPr>
+                      <m:sty m:val="p"/>
+                    </m:rPr>
+                    <m:t>∼</m:t>
+                  </m:r>
+                </m:lim>
+              </m:limLow>
             </m:e>
             <m:sub>
               <m:r>
@@ -291,16 +311,21 @@
             </m:rPr>
             <m:t>=</m:t>
           </m:r>
-          <m:acc>
-            <m:accPr>
-              <m:chr m:val="̃"/>
-            </m:accPr>
+          <m:limLow>
             <m:e>
               <m:r>
                 <m:t>0</m:t>
               </m:r>
             </m:e>
-          </m:acc>
+            <m:lim>
+              <m:r>
+                <m:rPr>
+                  <m:sty m:val="p"/>
+                </m:rPr>
+                <m:t>∼</m:t>
+              </m:r>
+            </m:lim>
+          </m:limLow>
         </m:oMath>
       </m:oMathPara>
     </w:p>
@@ -450,16 +475,21 @@
       <m:oMath>
         <m:sSub>
           <m:e>
-            <m:acc>
-              <m:accPr>
-                <m:chr m:val="̃"/>
-              </m:accPr>
+            <m:limLow>
               <m:e>
                 <m:r>
                   <m:t>v</m:t>
                 </m:r>
               </m:e>
-            </m:acc>
+              <m:lim>
+                <m:r>
+                  <m:rPr>
+                    <m:sty m:val="p"/>
+                  </m:rPr>
+                  <m:t>∼</m:t>
+                </m:r>
+              </m:lim>
+            </m:limLow>
           </m:e>
           <m:sub>
             <m:r>
@@ -510,16 +540,21 @@
       <m:oMath>
         <m:sSub>
           <m:e>
-            <m:acc>
-              <m:accPr>
-                <m:chr m:val="̃"/>
-              </m:accPr>
+            <m:limLow>
               <m:e>
                 <m:r>
                   <m:t>v</m:t>
                 </m:r>
               </m:e>
-            </m:acc>
+              <m:lim>
+                <m:r>
+                  <m:rPr>
+                    <m:sty m:val="p"/>
+                  </m:rPr>
+                  <m:t>∼</m:t>
+                </m:r>
+              </m:lim>
+            </m:limLow>
           </m:e>
           <m:sub>
             <m:r>
@@ -582,16 +617,21 @@
         </m:sSub>
         <m:sSub>
           <m:e>
-            <m:acc>
-              <m:accPr>
-                <m:chr m:val="̃"/>
-              </m:accPr>
+            <m:limLow>
               <m:e>
                 <m:r>
                   <m:t>v</m:t>
                 </m:r>
               </m:e>
-            </m:acc>
+              <m:lim>
+                <m:r>
+                  <m:rPr>
+                    <m:sty m:val="p"/>
+                  </m:rPr>
+                  <m:t>∼</m:t>
+                </m:r>
+              </m:lim>
+            </m:limLow>
           </m:e>
           <m:sub>
             <m:r>
@@ -619,16 +659,21 @@
         </m:sSub>
         <m:sSub>
           <m:e>
-            <m:acc>
-              <m:accPr>
-                <m:chr m:val="̃"/>
-              </m:accPr>
+            <m:limLow>
               <m:e>
                 <m:r>
                   <m:t>v</m:t>
                 </m:r>
               </m:e>
-            </m:acc>
+              <m:lim>
+                <m:r>
+                  <m:rPr>
+                    <m:sty m:val="p"/>
+                  </m:rPr>
+                  <m:t>∼</m:t>
+                </m:r>
+              </m:lim>
+            </m:limLow>
           </m:e>
           <m:sub>
             <m:r>
@@ -716,16 +761,21 @@
         <w:t xml:space="preserve"> </w:t>
       </w:r>
       <m:oMath>
-        <m:acc>
-          <m:accPr>
-            <m:chr m:val="̃"/>
-          </m:accPr>
+        <m:limLow>
           <m:e>
             <m:r>
               <m:t>0</m:t>
             </m:r>
           </m:e>
-        </m:acc>
+          <m:lim>
+            <m:r>
+              <m:rPr>
+                <m:sty m:val="p"/>
+              </m:rPr>
+              <m:t>∼</m:t>
+            </m:r>
+          </m:lim>
+        </m:limLow>
       </m:oMath>
       <w:r>
         <w:t xml:space="preserve"> </w:t>
@@ -806,16 +856,21 @@
       <m:oMath>
         <m:sSub>
           <m:e>
-            <m:acc>
-              <m:accPr>
-                <m:chr m:val="̃"/>
-              </m:accPr>
+            <m:limLow>
               <m:e>
                 <m:r>
                   <m:t>v</m:t>
                 </m:r>
               </m:e>
-            </m:acc>
+              <m:lim>
+                <m:r>
+                  <m:rPr>
+                    <m:sty m:val="p"/>
+                  </m:rPr>
+                  <m:t>∼</m:t>
+                </m:r>
+              </m:lim>
+            </m:limLow>
           </m:e>
           <m:sub>
             <m:r>
@@ -866,16 +921,21 @@
       <m:oMath>
         <m:sSub>
           <m:e>
-            <m:acc>
-              <m:accPr>
-                <m:chr m:val="̃"/>
-              </m:accPr>
+            <m:limLow>
               <m:e>
                 <m:r>
                   <m:t>v</m:t>
                 </m:r>
               </m:e>
-            </m:acc>
+              <m:lim>
+                <m:r>
+                  <m:rPr>
+                    <m:sty m:val="p"/>
+                  </m:rPr>
+                  <m:t>∼</m:t>
+                </m:r>
+              </m:lim>
+            </m:limLow>
           </m:e>
           <m:sub>
             <m:r>
@@ -929,16 +989,21 @@
         </m:r>
         <m:sSub>
           <m:e>
-            <m:acc>
-              <m:accPr>
-                <m:chr m:val="̃"/>
-              </m:accPr>
+            <m:limLow>
               <m:e>
                 <m:r>
                   <m:t>v</m:t>
                 </m:r>
               </m:e>
-            </m:acc>
+              <m:lim>
+                <m:r>
+                  <m:rPr>
+                    <m:sty m:val="p"/>
+                  </m:rPr>
+                  <m:t>∼</m:t>
+                </m:r>
+              </m:lim>
+            </m:limLow>
           </m:e>
           <m:sub>
             <m:r>
@@ -954,16 +1019,21 @@
         </m:r>
         <m:sSub>
           <m:e>
-            <m:acc>
-              <m:accPr>
-                <m:chr m:val="̃"/>
-              </m:accPr>
+            <m:limLow>
               <m:e>
                 <m:r>
                   <m:t>v</m:t>
                 </m:r>
               </m:e>
-            </m:acc>
+              <m:lim>
+                <m:r>
+                  <m:rPr>
+                    <m:sty m:val="p"/>
+                  </m:rPr>
+                  <m:t>∼</m:t>
+                </m:r>
+              </m:lim>
+            </m:limLow>
           </m:e>
           <m:sub>
             <m:r>
@@ -977,16 +1047,21 @@
           </m:rPr>
           <m:t>=</m:t>
         </m:r>
-        <m:acc>
-          <m:accPr>
-            <m:chr m:val="̃"/>
-          </m:accPr>
+        <m:limLow>
           <m:e>
             <m:r>
               <m:t>0</m:t>
             </m:r>
           </m:e>
-        </m:acc>
+          <m:lim>
+            <m:r>
+              <m:rPr>
+                <m:sty m:val="p"/>
+              </m:rPr>
+              <m:t>∼</m:t>
+            </m:r>
+          </m:lim>
+        </m:limLow>
       </m:oMath>
       <w:r>
         <w:t xml:space="preserve">.</w:t>
@@ -1362,16 +1437,21 @@
           </m:rPr>
           <m:t>=</m:t>
         </m:r>
-        <m:acc>
-          <m:accPr>
-            <m:chr m:val="̃"/>
-          </m:accPr>
+        <m:limLow>
           <m:e>
             <m:r>
               <m:t>0</m:t>
             </m:r>
           </m:e>
-        </m:acc>
+          <m:lim>
+            <m:r>
+              <m:rPr>
+                <m:sty m:val="p"/>
+              </m:rPr>
+              <m:t>∼</m:t>
+            </m:r>
+          </m:lim>
+        </m:limLow>
       </m:oMath>
       <w:r>
         <w:t xml:space="preserve">,</w:t>
@@ -2076,16 +2156,21 @@
           </m:rPr>
           <m:t>=</m:t>
         </m:r>
-        <m:acc>
-          <m:accPr>
-            <m:chr m:val="̃"/>
-          </m:accPr>
+        <m:limLow>
           <m:e>
             <m:r>
               <m:t>0</m:t>
             </m:r>
           </m:e>
-        </m:acc>
+          <m:lim>
+            <m:r>
+              <m:rPr>
+                <m:sty m:val="p"/>
+              </m:rPr>
+              <m:t>∼</m:t>
+            </m:r>
+          </m:lim>
+        </m:limLow>
       </m:oMath>
       <w:r>
         <w:t xml:space="preserve">,</w:t>
@@ -2532,16 +2617,21 @@
         <w:t xml:space="preserve"> </w:t>
       </w:r>
       <m:oMath>
-        <m:acc>
-          <m:accPr>
-            <m:chr m:val="̃"/>
-          </m:accPr>
+        <m:limLow>
           <m:e>
             <m:r>
               <m:t>u</m:t>
             </m:r>
           </m:e>
-        </m:acc>
+          <m:lim>
+            <m:r>
+              <m:rPr>
+                <m:sty m:val="p"/>
+              </m:rPr>
+              <m:t>∼</m:t>
+            </m:r>
+          </m:lim>
+        </m:limLow>
         <m:r>
           <m:rPr>
             <m:sty m:val="p"/>
@@ -2566,16 +2656,21 @@
         <w:t xml:space="preserve"> </w:t>
       </w:r>
       <m:oMath>
-        <m:acc>
-          <m:accPr>
-            <m:chr m:val="̃"/>
-          </m:accPr>
+        <m:limLow>
           <m:e>
             <m:r>
               <m:t>v</m:t>
             </m:r>
           </m:e>
-        </m:acc>
+          <m:lim>
+            <m:r>
+              <m:rPr>
+                <m:sty m:val="p"/>
+              </m:rPr>
+              <m:t>∼</m:t>
+            </m:r>
+          </m:lim>
+        </m:limLow>
         <m:r>
           <m:rPr>
             <m:sty m:val="p"/>
@@ -2603,32 +2698,42 @@
         <w:t xml:space="preserve"> </w:t>
       </w:r>
       <m:oMath>
-        <m:acc>
-          <m:accPr>
-            <m:chr m:val="̃"/>
-          </m:accPr>
+        <m:limLow>
           <m:e>
             <m:r>
               <m:t>u</m:t>
             </m:r>
           </m:e>
-        </m:acc>
+          <m:lim>
+            <m:r>
+              <m:rPr>
+                <m:sty m:val="p"/>
+              </m:rPr>
+              <m:t>∼</m:t>
+            </m:r>
+          </m:lim>
+        </m:limLow>
         <m:r>
           <m:rPr>
             <m:sty m:val="p"/>
           </m:rPr>
           <m:t>+</m:t>
         </m:r>
-        <m:acc>
-          <m:accPr>
-            <m:chr m:val="̃"/>
-          </m:accPr>
+        <m:limLow>
           <m:e>
             <m:r>
               <m:t>v</m:t>
             </m:r>
           </m:e>
-        </m:acc>
+          <m:lim>
+            <m:r>
+              <m:rPr>
+                <m:sty m:val="p"/>
+              </m:rPr>
+              <m:t>∼</m:t>
+            </m:r>
+          </m:lim>
+        </m:limLow>
         <m:r>
           <m:rPr>
             <m:sty m:val="p"/>
@@ -2662,16 +2767,21 @@
         <w:t xml:space="preserve"> </w:t>
       </w:r>
       <m:oMath>
-        <m:acc>
-          <m:accPr>
-            <m:chr m:val="̃"/>
-          </m:accPr>
+        <m:limLow>
           <m:e>
             <m:r>
               <m:t>u</m:t>
             </m:r>
           </m:e>
-        </m:acc>
+          <m:lim>
+            <m:r>
+              <m:rPr>
+                <m:sty m:val="p"/>
+              </m:rPr>
+              <m:t>∼</m:t>
+            </m:r>
+          </m:lim>
+        </m:limLow>
         <m:r>
           <m:rPr>
             <m:sty m:val="p"/>
@@ -2729,16 +2839,21 @@
         <m:r>
           <m:t>c</m:t>
         </m:r>
-        <m:acc>
-          <m:accPr>
-            <m:chr m:val="̃"/>
-          </m:accPr>
+        <m:limLow>
           <m:e>
             <m:r>
               <m:t>u</m:t>
             </m:r>
           </m:e>
-        </m:acc>
+          <m:lim>
+            <m:r>
+              <m:rPr>
+                <m:sty m:val="p"/>
+              </m:rPr>
+              <m:t>∼</m:t>
+            </m:r>
+          </m:lim>
+        </m:limLow>
         <m:r>
           <m:rPr>
             <m:sty m:val="p"/>
@@ -3438,16 +3553,21 @@
             <m:grow/>
           </m:dPr>
           <m:e>
-            <m:acc>
-              <m:accPr>
-                <m:chr m:val="̃"/>
-              </m:accPr>
+            <m:limLow>
               <m:e>
                 <m:r>
                   <m:t>0</m:t>
                 </m:r>
               </m:e>
-            </m:acc>
+              <m:lim>
+                <m:r>
+                  <m:rPr>
+                    <m:sty m:val="p"/>
+                  </m:rPr>
+                  <m:t>∼</m:t>
+                </m:r>
+              </m:lim>
+            </m:limLow>
           </m:e>
         </m:d>
         <m:r>
@@ -3916,16 +4036,21 @@
         <w:t xml:space="preserve"> </w:t>
       </w:r>
       <m:oMath>
-        <m:acc>
-          <m:accPr>
-            <m:chr m:val="̃"/>
-          </m:accPr>
+        <m:limLow>
           <m:e>
             <m:r>
               <m:t>0</m:t>
             </m:r>
           </m:e>
-        </m:acc>
+          <m:lim>
+            <m:r>
+              <m:rPr>
+                <m:sty m:val="p"/>
+              </m:rPr>
+              <m:t>∼</m:t>
+            </m:r>
+          </m:lim>
+        </m:limLow>
         <m:r>
           <m:rPr>
             <m:sty m:val="p"/>
@@ -3966,16 +4091,21 @@
         <w:t xml:space="preserve"> </w:t>
       </w:r>
       <m:oMath>
-        <m:acc>
-          <m:accPr>
-            <m:chr m:val="̃"/>
-          </m:accPr>
+        <m:limLow>
           <m:e>
             <m:r>
               <m:t>u</m:t>
             </m:r>
           </m:e>
-        </m:acc>
+          <m:lim>
+            <m:r>
+              <m:rPr>
+                <m:sty m:val="p"/>
+              </m:rPr>
+              <m:t>∼</m:t>
+            </m:r>
+          </m:lim>
+        </m:limLow>
       </m:oMath>
       <w:r>
         <w:t xml:space="preserve">.</w:t>
@@ -4022,16 +4152,21 @@
           </m:rPr>
           <m:t>⋅</m:t>
         </m:r>
-        <m:acc>
-          <m:accPr>
-            <m:chr m:val="̃"/>
-          </m:accPr>
+        <m:limLow>
           <m:e>
             <m:r>
               <m:t>u</m:t>
             </m:r>
           </m:e>
-        </m:acc>
+          <m:lim>
+            <m:r>
+              <m:rPr>
+                <m:sty m:val="p"/>
+              </m:rPr>
+              <m:t>∼</m:t>
+            </m:r>
+          </m:lim>
+        </m:limLow>
       </m:oMath>
       <w:r>
         <w:t xml:space="preserve"> </w:t>
@@ -4073,32 +4208,42 @@
           </m:rPr>
           <m:t>⋅</m:t>
         </m:r>
-        <m:acc>
-          <m:accPr>
-            <m:chr m:val="̃"/>
-          </m:accPr>
+        <m:limLow>
           <m:e>
             <m:r>
               <m:t>u</m:t>
             </m:r>
           </m:e>
-        </m:acc>
+          <m:lim>
+            <m:r>
+              <m:rPr>
+                <m:sty m:val="p"/>
+              </m:rPr>
+              <m:t>∼</m:t>
+            </m:r>
+          </m:lim>
+        </m:limLow>
         <m:r>
           <m:rPr>
             <m:sty m:val="p"/>
           </m:rPr>
           <m:t>=</m:t>
         </m:r>
-        <m:acc>
-          <m:accPr>
-            <m:chr m:val="̃"/>
-          </m:accPr>
+        <m:limLow>
           <m:e>
             <m:r>
               <m:t>0</m:t>
             </m:r>
           </m:e>
-        </m:acc>
+          <m:lim>
+            <m:r>
+              <m:rPr>
+                <m:sty m:val="p"/>
+              </m:rPr>
+              <m:t>∼</m:t>
+            </m:r>
+          </m:lim>
+        </m:limLow>
       </m:oMath>
       <w:r>
         <w:t xml:space="preserve">.</w:t>
@@ -4249,16 +4394,21 @@
         <w:t xml:space="preserve"> </w:t>
       </w:r>
       <m:oMath>
-        <m:acc>
-          <m:accPr>
-            <m:chr m:val="̃"/>
-          </m:accPr>
+        <m:limLow>
           <m:e>
             <m:r>
               <m:t>0</m:t>
             </m:r>
           </m:e>
-        </m:acc>
+          <m:lim>
+            <m:r>
+              <m:rPr>
+                <m:sty m:val="p"/>
+              </m:rPr>
+              <m:t>∼</m:t>
+            </m:r>
+          </m:lim>
+        </m:limLow>
         <m:r>
           <m:rPr>
             <m:sty m:val="p"/>
@@ -4489,16 +4639,21 @@
         <w:t xml:space="preserve"> </w:t>
       </w:r>
       <m:oMath>
-        <m:acc>
-          <m:accPr>
-            <m:chr m:val="̃"/>
-          </m:accPr>
+        <m:limLow>
           <m:e>
             <m:r>
               <m:t>0</m:t>
             </m:r>
           </m:e>
-        </m:acc>
+          <m:lim>
+            <m:r>
+              <m:rPr>
+                <m:sty m:val="p"/>
+              </m:rPr>
+              <m:t>∼</m:t>
+            </m:r>
+          </m:lim>
+        </m:limLow>
       </m:oMath>
       <w:r>
         <w:t xml:space="preserve"> </w:t>
@@ -4684,16 +4839,21 @@
         <w:t xml:space="preserve"> </w:t>
       </w:r>
       <m:oMath>
-        <m:acc>
-          <m:accPr>
-            <m:chr m:val="̃"/>
-          </m:accPr>
+        <m:limLow>
           <m:e>
             <m:r>
               <m:t>0</m:t>
             </m:r>
           </m:e>
-        </m:acc>
+          <m:lim>
+            <m:r>
+              <m:rPr>
+                <m:sty m:val="p"/>
+              </m:rPr>
+              <m:t>∼</m:t>
+            </m:r>
+          </m:lim>
+        </m:limLow>
       </m:oMath>
       <w:r>
         <w:t xml:space="preserve">,</w:t>
@@ -4847,16 +5007,21 @@
       <m:oMath>
         <m:sSub>
           <m:e>
-            <m:acc>
-              <m:accPr>
-                <m:chr m:val="̃"/>
-              </m:accPr>
+            <m:limLow>
               <m:e>
                 <m:r>
                   <m:t>v</m:t>
                 </m:r>
               </m:e>
-            </m:acc>
+              <m:lim>
+                <m:r>
+                  <m:rPr>
+                    <m:sty m:val="p"/>
+                  </m:rPr>
+                  <m:t>∼</m:t>
+                </m:r>
+              </m:lim>
+            </m:limLow>
           </m:e>
           <m:sub>
             <m:r>
@@ -4884,16 +5049,21 @@
         </m:r>
         <m:sSub>
           <m:e>
-            <m:acc>
-              <m:accPr>
-                <m:chr m:val="̃"/>
-              </m:accPr>
+            <m:limLow>
               <m:e>
                 <m:r>
                   <m:t>v</m:t>
                 </m:r>
               </m:e>
-            </m:acc>
+              <m:lim>
+                <m:r>
+                  <m:rPr>
+                    <m:sty m:val="p"/>
+                  </m:rPr>
+                  <m:t>∼</m:t>
+                </m:r>
+              </m:lim>
+            </m:limLow>
           </m:e>
           <m:sub>
             <m:r>
@@ -4959,16 +5129,21 @@
             <m:e>
               <m:sSub>
                 <m:e>
-                  <m:acc>
-                    <m:accPr>
-                      <m:chr m:val="̃"/>
-                    </m:accPr>
+                  <m:limLow>
                     <m:e>
                       <m:r>
                         <m:t>v</m:t>
                       </m:r>
                     </m:e>
-                  </m:acc>
+                    <m:lim>
+                      <m:r>
+                        <m:rPr>
+                          <m:sty m:val="p"/>
+                        </m:rPr>
+                        <m:t>∼</m:t>
+                      </m:r>
+                    </m:lim>
+                  </m:limLow>
                 </m:e>
                 <m:sub>
                   <m:r>
@@ -4996,16 +5171,21 @@
               </m:r>
               <m:sSub>
                 <m:e>
-                  <m:acc>
-                    <m:accPr>
-                      <m:chr m:val="̃"/>
-                    </m:accPr>
+                  <m:limLow>
                     <m:e>
                       <m:r>
                         <m:t>v</m:t>
                       </m:r>
                     </m:e>
-                  </m:acc>
+                    <m:lim>
+                      <m:r>
+                        <m:rPr>
+                          <m:sty m:val="p"/>
+                        </m:rPr>
+                        <m:t>∼</m:t>
+                      </m:r>
+                    </m:lim>
+                  </m:limLow>
                 </m:e>
                 <m:sub>
                   <m:r>
@@ -5062,16 +5242,21 @@
               </m:sSub>
               <m:sSub>
                 <m:e>
-                  <m:acc>
-                    <m:accPr>
-                      <m:chr m:val="̃"/>
-                    </m:accPr>
+                  <m:limLow>
                     <m:e>
                       <m:r>
                         <m:t>v</m:t>
                       </m:r>
                     </m:e>
-                  </m:acc>
+                    <m:lim>
+                      <m:r>
+                        <m:rPr>
+                          <m:sty m:val="p"/>
+                        </m:rPr>
+                        <m:t>∼</m:t>
+                      </m:r>
+                    </m:lim>
+                  </m:limLow>
                 </m:e>
                 <m:sub>
                   <m:r>
@@ -5111,16 +5296,21 @@
               </m:sSub>
               <m:sSub>
                 <m:e>
-                  <m:acc>
-                    <m:accPr>
-                      <m:chr m:val="̃"/>
-                    </m:accPr>
+                  <m:limLow>
                     <m:e>
                       <m:r>
                         <m:t>v</m:t>
                       </m:r>
                     </m:e>
-                  </m:acc>
+                    <m:lim>
+                      <m:r>
+                        <m:rPr>
+                          <m:sty m:val="p"/>
+                        </m:rPr>
+                        <m:t>∼</m:t>
+                      </m:r>
+                    </m:lim>
+                  </m:limLow>
                 </m:e>
                 <m:sub>
                   <m:r>
@@ -5216,16 +5406,21 @@
       <m:oMath>
         <m:sSub>
           <m:e>
-            <m:acc>
-              <m:accPr>
-                <m:chr m:val="̃"/>
-              </m:accPr>
+            <m:limLow>
               <m:e>
                 <m:r>
                   <m:t>v</m:t>
                 </m:r>
               </m:e>
-            </m:acc>
+              <m:lim>
+                <m:r>
+                  <m:rPr>
+                    <m:sty m:val="p"/>
+                  </m:rPr>
+                  <m:t>∼</m:t>
+                </m:r>
+              </m:lim>
+            </m:limLow>
           </m:e>
           <m:sub>
             <m:r>
@@ -5253,16 +5448,21 @@
         </m:r>
         <m:sSub>
           <m:e>
-            <m:acc>
-              <m:accPr>
-                <m:chr m:val="̃"/>
-              </m:accPr>
+            <m:limLow>
               <m:e>
                 <m:r>
                   <m:t>v</m:t>
                 </m:r>
               </m:e>
-            </m:acc>
+              <m:lim>
+                <m:r>
+                  <m:rPr>
+                    <m:sty m:val="p"/>
+                  </m:rPr>
+                  <m:t>∼</m:t>
+                </m:r>
+              </m:lim>
+            </m:limLow>
           </m:e>
           <m:sub>
             <m:r>
@@ -5360,16 +5560,21 @@
             <m:grow/>
           </m:dPr>
           <m:e>
-            <m:acc>
-              <m:accPr>
-                <m:chr m:val="̃"/>
-              </m:accPr>
+            <m:limLow>
               <m:e>
                 <m:r>
                   <m:t>0</m:t>
                 </m:r>
               </m:e>
-            </m:acc>
+              <m:lim>
+                <m:r>
+                  <m:rPr>
+                    <m:sty m:val="p"/>
+                  </m:rPr>
+                  <m:t>∼</m:t>
+                </m:r>
+              </m:lim>
+            </m:limLow>
           </m:e>
         </m:d>
         <m:r>
@@ -6194,16 +6399,21 @@
       <m:oMath>
         <m:sSub>
           <m:e>
-            <m:acc>
-              <m:accPr>
-                <m:chr m:val="̃"/>
-              </m:accPr>
+            <m:limLow>
               <m:e>
                 <m:r>
                   <m:t>v</m:t>
                 </m:r>
               </m:e>
-            </m:acc>
+              <m:lim>
+                <m:r>
+                  <m:rPr>
+                    <m:sty m:val="p"/>
+                  </m:rPr>
+                  <m:t>∼</m:t>
+                </m:r>
+              </m:lim>
+            </m:limLow>
           </m:e>
           <m:sub>
             <m:r>
@@ -6231,16 +6441,21 @@
         </m:r>
         <m:sSub>
           <m:e>
-            <m:acc>
-              <m:accPr>
-                <m:chr m:val="̃"/>
-              </m:accPr>
+            <m:limLow>
               <m:e>
                 <m:r>
                   <m:t>v</m:t>
                 </m:r>
               </m:e>
-            </m:acc>
+              <m:lim>
+                <m:r>
+                  <m:rPr>
+                    <m:sty m:val="p"/>
+                  </m:rPr>
+                  <m:t>∼</m:t>
+                </m:r>
+              </m:lim>
+            </m:limLow>
           </m:e>
           <m:sub>
             <m:r>
@@ -6297,16 +6512,21 @@
           <m:e>
             <m:sSub>
               <m:e>
-                <m:acc>
-                  <m:accPr>
-                    <m:chr m:val="̃"/>
-                  </m:accPr>
+                <m:limLow>
                   <m:e>
                     <m:r>
                       <m:t>v</m:t>
                     </m:r>
                   </m:e>
-                </m:acc>
+                  <m:lim>
+                    <m:r>
+                      <m:rPr>
+                        <m:sty m:val="p"/>
+                      </m:rPr>
+                      <m:t>∼</m:t>
+                    </m:r>
+                  </m:lim>
+                </m:limLow>
               </m:e>
               <m:sub>
                 <m:r>
@@ -6334,16 +6554,21 @@
             </m:r>
             <m:sSub>
               <m:e>
-                <m:acc>
-                  <m:accPr>
-                    <m:chr m:val="̃"/>
-                  </m:accPr>
+                <m:limLow>
                   <m:e>
                     <m:r>
                       <m:t>v</m:t>
                     </m:r>
                   </m:e>
-                </m:acc>
+                  <m:lim>
+                    <m:r>
+                      <m:rPr>
+                        <m:sty m:val="p"/>
+                      </m:rPr>
+                      <m:t>∼</m:t>
+                    </m:r>
+                  </m:lim>
+                </m:limLow>
               </m:e>
               <m:sub>
                 <m:r>
@@ -6458,16 +6683,21 @@
         </m:r>
         <m:sSub>
           <m:e>
-            <m:acc>
-              <m:accPr>
-                <m:chr m:val="̃"/>
-              </m:accPr>
+            <m:limLow>
               <m:e>
                 <m:r>
                   <m:t>v</m:t>
                 </m:r>
               </m:e>
-            </m:acc>
+              <m:lim>
+                <m:r>
+                  <m:rPr>
+                    <m:sty m:val="p"/>
+                  </m:rPr>
+                  <m:t>∼</m:t>
+                </m:r>
+              </m:lim>
+            </m:limLow>
           </m:e>
           <m:sub>
             <m:r>
@@ -6504,16 +6734,21 @@
         </m:r>
         <m:sSub>
           <m:e>
-            <m:acc>
-              <m:accPr>
-                <m:chr m:val="̃"/>
-              </m:accPr>
+            <m:limLow>
               <m:e>
                 <m:r>
                   <m:t>v</m:t>
                 </m:r>
               </m:e>
-            </m:acc>
+              <m:lim>
+                <m:r>
+                  <m:rPr>
+                    <m:sty m:val="p"/>
+                  </m:rPr>
+                  <m:t>∼</m:t>
+                </m:r>
+              </m:lim>
+            </m:limLow>
           </m:e>
           <m:sub>
             <m:r>
@@ -6527,16 +6762,21 @@
           </m:rPr>
           <m:t>=</m:t>
         </m:r>
-        <m:acc>
-          <m:accPr>
-            <m:chr m:val="̃"/>
-          </m:accPr>
+        <m:limLow>
           <m:e>
             <m:r>
               <m:t>0</m:t>
             </m:r>
           </m:e>
-        </m:acc>
+          <m:lim>
+            <m:r>
+              <m:rPr>
+                <m:sty m:val="p"/>
+              </m:rPr>
+              <m:t>∼</m:t>
+            </m:r>
+          </m:lim>
+        </m:limLow>
       </m:oMath>
       <w:r>
         <w:t xml:space="preserve">.</w:t>
@@ -6563,16 +6803,21 @@
         <w:t xml:space="preserve"> </w:t>
       </w:r>
       <m:oMath>
-        <m:acc>
-          <m:accPr>
-            <m:chr m:val="̃"/>
-          </m:accPr>
+        <m:limLow>
           <m:e>
             <m:r>
               <m:t>u</m:t>
             </m:r>
           </m:e>
-        </m:acc>
+          <m:lim>
+            <m:r>
+              <m:rPr>
+                <m:sty m:val="p"/>
+              </m:rPr>
+              <m:t>∼</m:t>
+            </m:r>
+          </m:lim>
+        </m:limLow>
         <m:r>
           <m:rPr>
             <m:sty m:val="p"/>
@@ -6593,16 +6838,21 @@
         </m:sSub>
         <m:sSub>
           <m:e>
-            <m:acc>
-              <m:accPr>
-                <m:chr m:val="̃"/>
-              </m:accPr>
+            <m:limLow>
               <m:e>
                 <m:r>
                   <m:t>v</m:t>
                 </m:r>
               </m:e>
-            </m:acc>
+              <m:lim>
+                <m:r>
+                  <m:rPr>
+                    <m:sty m:val="p"/>
+                  </m:rPr>
+                  <m:t>∼</m:t>
+                </m:r>
+              </m:lim>
+            </m:limLow>
           </m:e>
           <m:sub>
             <m:r>
@@ -6642,16 +6892,21 @@
         </m:sSub>
         <m:sSub>
           <m:e>
-            <m:acc>
-              <m:accPr>
-                <m:chr m:val="̃"/>
-              </m:accPr>
+            <m:limLow>
               <m:e>
                 <m:r>
                   <m:t>v</m:t>
                 </m:r>
               </m:e>
-            </m:acc>
+              <m:lim>
+                <m:r>
+                  <m:rPr>
+                    <m:sty m:val="p"/>
+                  </m:rPr>
+                  <m:t>∼</m:t>
+                </m:r>
+              </m:lim>
+            </m:limLow>
           </m:e>
           <m:sub>
             <m:r>
@@ -6670,16 +6925,21 @@
         <w:t xml:space="preserve"> </w:t>
       </w:r>
       <m:oMath>
-        <m:acc>
-          <m:accPr>
-            <m:chr m:val="̃"/>
-          </m:accPr>
+        <m:limLow>
           <m:e>
             <m:r>
               <m:t>w</m:t>
             </m:r>
           </m:e>
-        </m:acc>
+          <m:lim>
+            <m:r>
+              <m:rPr>
+                <m:sty m:val="p"/>
+              </m:rPr>
+              <m:t>∼</m:t>
+            </m:r>
+          </m:lim>
+        </m:limLow>
         <m:r>
           <m:rPr>
             <m:sty m:val="p"/>
@@ -6700,16 +6960,21 @@
         </m:sSub>
         <m:sSub>
           <m:e>
-            <m:acc>
-              <m:accPr>
-                <m:chr m:val="̃"/>
-              </m:accPr>
+            <m:limLow>
               <m:e>
                 <m:r>
                   <m:t>v</m:t>
                 </m:r>
               </m:e>
-            </m:acc>
+              <m:lim>
+                <m:r>
+                  <m:rPr>
+                    <m:sty m:val="p"/>
+                  </m:rPr>
+                  <m:t>∼</m:t>
+                </m:r>
+              </m:lim>
+            </m:limLow>
           </m:e>
           <m:sub>
             <m:r>
@@ -6749,16 +7014,21 @@
         </m:sSub>
         <m:sSub>
           <m:e>
-            <m:acc>
-              <m:accPr>
-                <m:chr m:val="̃"/>
-              </m:accPr>
+            <m:limLow>
               <m:e>
                 <m:r>
                   <m:t>v</m:t>
                 </m:r>
               </m:e>
-            </m:acc>
+              <m:lim>
+                <m:r>
+                  <m:rPr>
+                    <m:sty m:val="p"/>
+                  </m:rPr>
+                  <m:t>∼</m:t>
+                </m:r>
+              </m:lim>
+            </m:limLow>
           </m:e>
           <m:sub>
             <m:r>
@@ -6788,32 +7058,42 @@
         <m:oMath>
           <m:eqArr>
             <m:e>
-              <m:acc>
-                <m:accPr>
-                  <m:chr m:val="̃"/>
-                </m:accPr>
+              <m:limLow>
                 <m:e>
                   <m:r>
                     <m:t>u</m:t>
                   </m:r>
                 </m:e>
-              </m:acc>
+                <m:lim>
+                  <m:r>
+                    <m:rPr>
+                      <m:sty m:val="p"/>
+                    </m:rPr>
+                    <m:t>∼</m:t>
+                  </m:r>
+                </m:lim>
+              </m:limLow>
               <m:r>
                 <m:rPr>
                   <m:sty m:val="p"/>
                 </m:rPr>
                 <m:t>+</m:t>
               </m:r>
-              <m:acc>
-                <m:accPr>
-                  <m:chr m:val="̃"/>
-                </m:accPr>
+              <m:limLow>
                 <m:e>
                   <m:r>
                     <m:t>w</m:t>
                   </m:r>
                 </m:e>
-              </m:acc>
+                <m:lim>
+                  <m:r>
+                    <m:rPr>
+                      <m:sty m:val="p"/>
+                    </m:rPr>
+                    <m:t>∼</m:t>
+                  </m:r>
+                </m:lim>
+              </m:limLow>
               <m:r>
                 <m:t>&amp;</m:t>
               </m:r>
@@ -6843,16 +7123,21 @@
               </m:sSub>
               <m:sSub>
                 <m:e>
-                  <m:acc>
-                    <m:accPr>
-                      <m:chr m:val="̃"/>
-                    </m:accPr>
+                  <m:limLow>
                     <m:e>
                       <m:r>
                         <m:t>v</m:t>
                       </m:r>
                     </m:e>
-                  </m:acc>
+                    <m:lim>
+                      <m:r>
+                        <m:rPr>
+                          <m:sty m:val="p"/>
+                        </m:rPr>
+                        <m:t>∼</m:t>
+                      </m:r>
+                    </m:lim>
+                  </m:limLow>
                 </m:e>
                 <m:sub>
                   <m:r>
@@ -6892,16 +7177,21 @@
               </m:sSub>
               <m:sSub>
                 <m:e>
-                  <m:acc>
-                    <m:accPr>
-                      <m:chr m:val="̃"/>
-                    </m:accPr>
+                  <m:limLow>
                     <m:e>
                       <m:r>
                         <m:t>v</m:t>
                       </m:r>
                     </m:e>
-                  </m:acc>
+                    <m:lim>
+                      <m:r>
+                        <m:rPr>
+                          <m:sty m:val="p"/>
+                        </m:rPr>
+                        <m:t>∼</m:t>
+                      </m:r>
+                    </m:lim>
+                  </m:limLow>
                 </m:e>
                 <m:sub>
                   <m:r>
@@ -6941,16 +7231,21 @@
               </m:sSub>
               <m:sSub>
                 <m:e>
-                  <m:acc>
-                    <m:accPr>
-                      <m:chr m:val="̃"/>
-                    </m:accPr>
+                  <m:limLow>
                     <m:e>
                       <m:r>
                         <m:t>v</m:t>
                       </m:r>
                     </m:e>
-                  </m:acc>
+                    <m:lim>
+                      <m:r>
+                        <m:rPr>
+                          <m:sty m:val="p"/>
+                        </m:rPr>
+                        <m:t>∼</m:t>
+                      </m:r>
+                    </m:lim>
+                  </m:limLow>
                 </m:e>
                 <m:sub>
                   <m:r>
@@ -6990,16 +7285,21 @@
               </m:sSub>
               <m:sSub>
                 <m:e>
-                  <m:acc>
-                    <m:accPr>
-                      <m:chr m:val="̃"/>
-                    </m:accPr>
+                  <m:limLow>
                     <m:e>
                       <m:r>
                         <m:t>v</m:t>
                       </m:r>
                     </m:e>
-                  </m:acc>
+                    <m:lim>
+                      <m:r>
+                        <m:rPr>
+                          <m:sty m:val="p"/>
+                        </m:rPr>
+                        <m:t>∼</m:t>
+                      </m:r>
+                    </m:lim>
+                  </m:limLow>
                 </m:e>
                 <m:sub>
                   <m:r>
@@ -7084,16 +7384,21 @@
               </m:r>
               <m:sSub>
                 <m:e>
-                  <m:acc>
-                    <m:accPr>
-                      <m:chr m:val="̃"/>
-                    </m:accPr>
+                  <m:limLow>
                     <m:e>
                       <m:r>
                         <m:t>v</m:t>
                       </m:r>
                     </m:e>
-                  </m:acc>
+                    <m:lim>
+                      <m:r>
+                        <m:rPr>
+                          <m:sty m:val="p"/>
+                        </m:rPr>
+                        <m:t>∼</m:t>
+                      </m:r>
+                    </m:lim>
+                  </m:limLow>
                 </m:e>
                 <m:sub>
                   <m:r>
@@ -7166,16 +7471,21 @@
               </m:r>
               <m:sSub>
                 <m:e>
-                  <m:acc>
-                    <m:accPr>
-                      <m:chr m:val="̃"/>
-                    </m:accPr>
+                  <m:limLow>
                     <m:e>
                       <m:r>
                         <m:t>v</m:t>
                       </m:r>
                     </m:e>
-                  </m:acc>
+                    <m:lim>
+                      <m:r>
+                        <m:rPr>
+                          <m:sty m:val="p"/>
+                        </m:rPr>
+                        <m:t>∼</m:t>
+                      </m:r>
+                    </m:lim>
+                  </m:limLow>
                 </m:e>
                 <m:sub>
                   <m:r>
@@ -7198,16 +7508,21 @@
               </m:r>
               <m:sSub>
                 <m:e>
-                  <m:acc>
-                    <m:accPr>
-                      <m:chr m:val="̃"/>
-                    </m:accPr>
+                  <m:limLow>
                     <m:e>
                       <m:r>
                         <m:t>v</m:t>
                       </m:r>
                     </m:e>
-                  </m:acc>
+                    <m:lim>
+                      <m:r>
+                        <m:rPr>
+                          <m:sty m:val="p"/>
+                        </m:rPr>
+                        <m:t>∼</m:t>
+                      </m:r>
+                    </m:lim>
+                  </m:limLow>
                 </m:e>
                 <m:sub>
                   <m:r>
@@ -7240,16 +7555,21 @@
       <m:oMath>
         <m:sSub>
           <m:e>
-            <m:acc>
-              <m:accPr>
-                <m:chr m:val="̃"/>
-              </m:accPr>
+            <m:limLow>
               <m:e>
                 <m:r>
                   <m:t>v</m:t>
                 </m:r>
               </m:e>
-            </m:acc>
+              <m:lim>
+                <m:r>
+                  <m:rPr>
+                    <m:sty m:val="p"/>
+                  </m:rPr>
+                  <m:t>∼</m:t>
+                </m:r>
+              </m:lim>
+            </m:limLow>
           </m:e>
           <m:sub>
             <m:r>
@@ -7277,16 +7597,21 @@
         </m:r>
         <m:sSub>
           <m:e>
-            <m:acc>
-              <m:accPr>
-                <m:chr m:val="̃"/>
-              </m:accPr>
+            <m:limLow>
               <m:e>
                 <m:r>
                   <m:t>v</m:t>
                 </m:r>
               </m:e>
-            </m:acc>
+              <m:lim>
+                <m:r>
+                  <m:rPr>
+                    <m:sty m:val="p"/>
+                  </m:rPr>
+                  <m:t>∼</m:t>
+                </m:r>
+              </m:lim>
+            </m:limLow>
           </m:e>
           <m:sub>
             <m:r>
@@ -7364,16 +7689,21 @@
               <m:r>
                 <m:t> </m:t>
               </m:r>
-              <m:acc>
-                <m:accPr>
-                  <m:chr m:val="̃"/>
-                </m:accPr>
+              <m:limLow>
                 <m:e>
                   <m:r>
                     <m:t>u</m:t>
                   </m:r>
                 </m:e>
-              </m:acc>
+                <m:lim>
+                  <m:r>
+                    <m:rPr>
+                      <m:sty m:val="p"/>
+                    </m:rPr>
+                    <m:t>∼</m:t>
+                  </m:r>
+                </m:lim>
+              </m:limLow>
               <m:r>
                 <m:t>&amp;</m:t>
               </m:r>
@@ -7409,16 +7739,21 @@
               </m:sSub>
               <m:sSub>
                 <m:e>
-                  <m:acc>
-                    <m:accPr>
-                      <m:chr m:val="̃"/>
-                    </m:accPr>
+                  <m:limLow>
                     <m:e>
                       <m:r>
                         <m:t>v</m:t>
                       </m:r>
                     </m:e>
-                  </m:acc>
+                    <m:lim>
+                      <m:r>
+                        <m:rPr>
+                          <m:sty m:val="p"/>
+                        </m:rPr>
+                        <m:t>∼</m:t>
+                      </m:r>
+                    </m:lim>
+                  </m:limLow>
                 </m:e>
                 <m:sub>
                   <m:r>
@@ -7458,16 +7793,21 @@
               </m:sSub>
               <m:sSub>
                 <m:e>
-                  <m:acc>
-                    <m:accPr>
-                      <m:chr m:val="̃"/>
-                    </m:accPr>
+                  <m:limLow>
                     <m:e>
                       <m:r>
                         <m:t>v</m:t>
                       </m:r>
                     </m:e>
-                  </m:acc>
+                    <m:lim>
+                      <m:r>
+                        <m:rPr>
+                          <m:sty m:val="p"/>
+                        </m:rPr>
+                        <m:t>∼</m:t>
+                      </m:r>
+                    </m:lim>
+                  </m:limLow>
                 </m:e>
                 <m:sub>
                   <m:r>
@@ -7537,16 +7877,21 @@
               </m:r>
               <m:sSub>
                 <m:e>
-                  <m:acc>
-                    <m:accPr>
-                      <m:chr m:val="̃"/>
-                    </m:accPr>
+                  <m:limLow>
                     <m:e>
                       <m:r>
                         <m:t>v</m:t>
                       </m:r>
                     </m:e>
-                  </m:acc>
+                    <m:lim>
+                      <m:r>
+                        <m:rPr>
+                          <m:sty m:val="p"/>
+                        </m:rPr>
+                        <m:t>∼</m:t>
+                      </m:r>
+                    </m:lim>
+                  </m:limLow>
                 </m:e>
                 <m:sub>
                   <m:r>
@@ -7604,16 +7949,21 @@
               </m:r>
               <m:sSub>
                 <m:e>
-                  <m:acc>
-                    <m:accPr>
-                      <m:chr m:val="̃"/>
-                    </m:accPr>
+                  <m:limLow>
                     <m:e>
                       <m:r>
                         <m:t>v</m:t>
                       </m:r>
                     </m:e>
-                  </m:acc>
+                    <m:lim>
+                      <m:r>
+                        <m:rPr>
+                          <m:sty m:val="p"/>
+                        </m:rPr>
+                        <m:t>∼</m:t>
+                      </m:r>
+                    </m:lim>
+                  </m:limLow>
                 </m:e>
                 <m:sub>
                   <m:r>
@@ -8159,16 +8509,21 @@
       <m:oMath>
         <m:sSub>
           <m:e>
-            <m:acc>
-              <m:accPr>
-                <m:chr m:val="̃"/>
-              </m:accPr>
+            <m:limLow>
               <m:e>
                 <m:r>
                   <m:t>a</m:t>
                 </m:r>
               </m:e>
-            </m:acc>
+              <m:lim>
+                <m:r>
+                  <m:rPr>
+                    <m:sty m:val="p"/>
+                  </m:rPr>
+                  <m:t>∼</m:t>
+                </m:r>
+              </m:lim>
+            </m:limLow>
           </m:e>
           <m:sub>
             <m:r>
@@ -8196,16 +8551,21 @@
         </m:r>
         <m:sSub>
           <m:e>
-            <m:acc>
-              <m:accPr>
-                <m:chr m:val="̃"/>
-              </m:accPr>
+            <m:limLow>
               <m:e>
                 <m:r>
                   <m:t>a</m:t>
                 </m:r>
               </m:e>
-            </m:acc>
+              <m:lim>
+                <m:r>
+                  <m:rPr>
+                    <m:sty m:val="p"/>
+                  </m:rPr>
+                  <m:t>∼</m:t>
+                </m:r>
+              </m:lim>
+            </m:limLow>
           </m:e>
           <m:sub>
             <m:r>
@@ -8224,16 +8584,21 @@
         <w:t xml:space="preserve"> </w:t>
       </w:r>
       <m:oMath>
-        <m:acc>
-          <m:accPr>
-            <m:chr m:val="̃"/>
-          </m:accPr>
+        <m:limLow>
           <m:e>
             <m:r>
               <m:t>x</m:t>
             </m:r>
           </m:e>
-        </m:acc>
+          <m:lim>
+            <m:r>
+              <m:rPr>
+                <m:sty m:val="p"/>
+              </m:rPr>
+              <m:t>∼</m:t>
+            </m:r>
+          </m:lim>
+        </m:limLow>
         <m:r>
           <m:rPr>
             <m:sty m:val="p"/>
@@ -8276,16 +8641,21 @@
             </m:rPr>
             <m:t>A</m:t>
           </m:r>
-          <m:acc>
-            <m:accPr>
-              <m:chr m:val="̃"/>
-            </m:accPr>
+          <m:limLow>
             <m:e>
               <m:r>
                 <m:t>x</m:t>
               </m:r>
             </m:e>
-          </m:acc>
+            <m:lim>
+              <m:r>
+                <m:rPr>
+                  <m:sty m:val="p"/>
+                </m:rPr>
+                <m:t>∼</m:t>
+              </m:r>
+            </m:lim>
+          </m:limLow>
           <m:r>
             <m:rPr>
               <m:sty m:val="p"/>
@@ -8306,16 +8676,21 @@
           </m:sSub>
           <m:sSub>
             <m:e>
-              <m:acc>
-                <m:accPr>
-                  <m:chr m:val="̃"/>
-                </m:accPr>
+              <m:limLow>
                 <m:e>
                   <m:r>
                     <m:t>a</m:t>
                   </m:r>
                 </m:e>
-              </m:acc>
+                <m:lim>
+                  <m:r>
+                    <m:rPr>
+                      <m:sty m:val="p"/>
+                    </m:rPr>
+                    <m:t>∼</m:t>
+                  </m:r>
+                </m:lim>
+              </m:limLow>
             </m:e>
             <m:sub>
               <m:r>
@@ -8355,16 +8730,21 @@
           </m:sSub>
           <m:sSub>
             <m:e>
-              <m:acc>
-                <m:accPr>
-                  <m:chr m:val="̃"/>
-                </m:accPr>
+              <m:limLow>
                 <m:e>
                   <m:r>
                     <m:t>a</m:t>
                   </m:r>
                 </m:e>
-              </m:acc>
+                <m:lim>
+                  <m:r>
+                    <m:rPr>
+                      <m:sty m:val="p"/>
+                    </m:rPr>
+                    <m:t>∼</m:t>
+                  </m:r>
+                </m:lim>
+              </m:limLow>
             </m:e>
             <m:sub>
               <m:r>
@@ -8480,16 +8860,21 @@
       <m:oMath>
         <m:sSub>
           <m:e>
-            <m:acc>
-              <m:accPr>
-                <m:chr m:val="̃"/>
-              </m:accPr>
+            <m:limLow>
               <m:e>
                 <m:r>
                   <m:t>a</m:t>
                 </m:r>
               </m:e>
-            </m:acc>
+              <m:lim>
+                <m:r>
+                  <m:rPr>
+                    <m:sty m:val="p"/>
+                  </m:rPr>
+                  <m:t>∼</m:t>
+                </m:r>
+              </m:lim>
+            </m:limLow>
           </m:e>
           <m:sub>
             <m:r>
@@ -8551,16 +8936,21 @@
                 </m:rPr>
                 <m:t>A</m:t>
               </m:r>
-              <m:acc>
-                <m:accPr>
-                  <m:chr m:val="̃"/>
-                </m:accPr>
+              <m:limLow>
                 <m:e>
                   <m:r>
                     <m:t>x</m:t>
                   </m:r>
                 </m:e>
-              </m:acc>
+                <m:lim>
+                  <m:r>
+                    <m:rPr>
+                      <m:sty m:val="p"/>
+                    </m:rPr>
+                    <m:t>∼</m:t>
+                  </m:r>
+                </m:lim>
+              </m:limLow>
               <m:sSub>
                 <m:e>
                   <m:r>
@@ -8811,16 +9201,21 @@
               </m:sSub>
               <m:sSub>
                 <m:e>
-                  <m:acc>
-                    <m:accPr>
-                      <m:chr m:val="̃"/>
-                    </m:accPr>
+                  <m:limLow>
                     <m:e>
                       <m:r>
                         <m:t>a</m:t>
                       </m:r>
                     </m:e>
-                  </m:acc>
+                    <m:lim>
+                      <m:r>
+                        <m:rPr>
+                          <m:sty m:val="p"/>
+                        </m:rPr>
+                        <m:t>∼</m:t>
+                      </m:r>
+                    </m:lim>
+                  </m:limLow>
                 </m:e>
                 <m:sub>
                   <m:r>
@@ -8860,16 +9255,21 @@
               </m:sSub>
               <m:sSub>
                 <m:e>
-                  <m:acc>
-                    <m:accPr>
-                      <m:chr m:val="̃"/>
-                    </m:accPr>
+                  <m:limLow>
                     <m:e>
                       <m:r>
                         <m:t>a</m:t>
                       </m:r>
                     </m:e>
-                  </m:acc>
+                    <m:lim>
+                      <m:r>
+                        <m:rPr>
+                          <m:sty m:val="p"/>
+                        </m:rPr>
+                        <m:t>∼</m:t>
+                      </m:r>
+                    </m:lim>
+                  </m:limLow>
                 </m:e>
                 <m:sub>
                   <m:r>
@@ -8929,16 +9329,21 @@
               </m:sSub>
               <m:sSub>
                 <m:e>
-                  <m:acc>
-                    <m:accPr>
-                      <m:chr m:val="̃"/>
-                    </m:accPr>
+                  <m:limLow>
                     <m:e>
                       <m:r>
                         <m:t>a</m:t>
                       </m:r>
                     </m:e>
-                  </m:acc>
+                    <m:lim>
+                      <m:r>
+                        <m:rPr>
+                          <m:sty m:val="p"/>
+                        </m:rPr>
+                        <m:t>∼</m:t>
+                      </m:r>
+                    </m:lim>
+                  </m:limLow>
                 </m:e>
                 <m:sub>
                   <m:r>
@@ -9443,16 +9848,21 @@
       <m:oMath>
         <m:sSub>
           <m:e>
-            <m:acc>
-              <m:accPr>
-                <m:chr m:val="̃"/>
-              </m:accPr>
+            <m:limLow>
               <m:e>
                 <m:r>
                   <m:t>z</m:t>
                 </m:r>
               </m:e>
-            </m:acc>
+              <m:lim>
+                <m:r>
+                  <m:rPr>
+                    <m:sty m:val="p"/>
+                  </m:rPr>
+                  <m:t>∼</m:t>
+                </m:r>
+              </m:lim>
+            </m:limLow>
           </m:e>
           <m:sub>
             <m:r>
@@ -9480,16 +9890,21 @@
         </m:r>
         <m:sSub>
           <m:e>
-            <m:acc>
-              <m:accPr>
-                <m:chr m:val="̃"/>
-              </m:accPr>
+            <m:limLow>
               <m:e>
                 <m:r>
                   <m:t>z</m:t>
                 </m:r>
               </m:e>
-            </m:acc>
+              <m:lim>
+                <m:r>
+                  <m:rPr>
+                    <m:sty m:val="p"/>
+                  </m:rPr>
+                  <m:t>∼</m:t>
+                </m:r>
+              </m:lim>
+            </m:limLow>
           </m:e>
           <m:sub>
             <m:r>
@@ -9628,16 +10043,21 @@
           </m:sSub>
           <m:sSub>
             <m:e>
-              <m:acc>
-                <m:accPr>
-                  <m:chr m:val="̃"/>
-                </m:accPr>
+              <m:limLow>
                 <m:e>
                   <m:r>
                     <m:t>z</m:t>
                   </m:r>
                 </m:e>
-              </m:acc>
+                <m:lim>
+                  <m:r>
+                    <m:rPr>
+                      <m:sty m:val="p"/>
+                    </m:rPr>
+                    <m:t>∼</m:t>
+                  </m:r>
+                </m:lim>
+              </m:limLow>
             </m:e>
             <m:sub>
               <m:r>
@@ -9677,16 +10097,21 @@
           </m:sSub>
           <m:sSub>
             <m:e>
-              <m:acc>
-                <m:accPr>
-                  <m:chr m:val="̃"/>
-                </m:accPr>
+              <m:limLow>
                 <m:e>
                   <m:r>
                     <m:t>z</m:t>
                   </m:r>
                 </m:e>
-              </m:acc>
+                <m:lim>
+                  <m:r>
+                    <m:rPr>
+                      <m:sty m:val="p"/>
+                    </m:rPr>
+                    <m:t>∼</m:t>
+                  </m:r>
+                </m:lim>
+              </m:limLow>
             </m:e>
             <m:sub>
               <m:r>
@@ -9729,16 +10154,21 @@
           </m:r>
           <m:sSub>
             <m:e>
-              <m:acc>
-                <m:accPr>
-                  <m:chr m:val="̃"/>
-                </m:accPr>
+              <m:limLow>
                 <m:e>
                   <m:r>
                     <m:t>z</m:t>
                   </m:r>
                 </m:e>
-              </m:acc>
+                <m:lim>
+                  <m:r>
+                    <m:rPr>
+                      <m:sty m:val="p"/>
+                    </m:rPr>
+                    <m:t>∼</m:t>
+                  </m:r>
+                </m:lim>
+              </m:limLow>
             </m:e>
             <m:sub>
               <m:r>
@@ -9787,16 +10217,21 @@
           </m:r>
           <m:sSub>
             <m:e>
-              <m:acc>
-                <m:accPr>
-                  <m:chr m:val="̃"/>
-                </m:accPr>
+              <m:limLow>
                 <m:e>
                   <m:r>
                     <m:t>z</m:t>
                   </m:r>
                 </m:e>
-              </m:acc>
+                <m:lim>
+                  <m:r>
+                    <m:rPr>
+                      <m:sty m:val="p"/>
+                    </m:rPr>
+                    <m:t>∼</m:t>
+                  </m:r>
+                </m:lim>
+              </m:limLow>
             </m:e>
             <m:sub>
               <m:r>
@@ -9835,16 +10270,21 @@
         <w:t xml:space="preserve"> </w:t>
       </w:r>
       <m:oMath>
-        <m:acc>
-          <m:accPr>
-            <m:chr m:val="̃"/>
-          </m:accPr>
+        <m:limLow>
           <m:e>
             <m:r>
               <m:t>x</m:t>
             </m:r>
           </m:e>
-        </m:acc>
+          <m:lim>
+            <m:r>
+              <m:rPr>
+                <m:sty m:val="p"/>
+              </m:rPr>
+              <m:t>∼</m:t>
+            </m:r>
+          </m:lim>
+        </m:limLow>
         <m:r>
           <m:rPr>
             <m:sty m:val="p"/>
@@ -9857,16 +10297,21 @@
           </m:rPr>
           <m:t>A</m:t>
         </m:r>
-        <m:acc>
-          <m:accPr>
-            <m:chr m:val="̃"/>
-          </m:accPr>
+        <m:limLow>
           <m:e>
             <m:r>
               <m:t>x</m:t>
             </m:r>
           </m:e>
-        </m:acc>
+          <m:lim>
+            <m:r>
+              <m:rPr>
+                <m:sty m:val="p"/>
+              </m:rPr>
+              <m:t>∼</m:t>
+            </m:r>
+          </m:lim>
+        </m:limLow>
       </m:oMath>
       <w:r>
         <w:t xml:space="preserve"> </w:t>
@@ -9939,16 +10384,21 @@
           </m:rPr>
           <m:t>(</m:t>
         </m:r>
-        <m:acc>
-          <m:accPr>
-            <m:chr m:val="̃"/>
-          </m:accPr>
+        <m:limLow>
           <m:e>
             <m:r>
               <m:t>x</m:t>
             </m:r>
           </m:e>
-        </m:acc>
+          <m:lim>
+            <m:r>
+              <m:rPr>
+                <m:sty m:val="p"/>
+              </m:rPr>
+              <m:t>∼</m:t>
+            </m:r>
+          </m:lim>
+        </m:limLow>
         <m:r>
           <m:rPr>
             <m:sty m:val="p"/>
@@ -9967,16 +10417,21 @@
           </m:rPr>
           <m:t>A</m:t>
         </m:r>
-        <m:acc>
-          <m:accPr>
-            <m:chr m:val="̃"/>
-          </m:accPr>
+        <m:limLow>
           <m:e>
             <m:r>
               <m:t>x</m:t>
             </m:r>
           </m:e>
-        </m:acc>
+          <m:lim>
+            <m:r>
+              <m:rPr>
+                <m:sty m:val="p"/>
+              </m:rPr>
+              <m:t>∼</m:t>
+            </m:r>
+          </m:lim>
+        </m:limLow>
       </m:oMath>
       <w:r>
         <w:t xml:space="preserve"> </w:t>
@@ -9990,16 +10445,21 @@
       <m:oMath>
         <m:sSub>
           <m:e>
-            <m:acc>
-              <m:accPr>
-                <m:chr m:val="̃"/>
-              </m:accPr>
+            <m:limLow>
               <m:e>
                 <m:r>
                   <m:t>v</m:t>
                 </m:r>
               </m:e>
-            </m:acc>
+              <m:lim>
+                <m:r>
+                  <m:rPr>
+                    <m:sty m:val="p"/>
+                  </m:rPr>
+                  <m:t>∼</m:t>
+                </m:r>
+              </m:lim>
+            </m:limLow>
           </m:e>
           <m:sub>
             <m:r>
@@ -10015,16 +10475,21 @@
         </m:r>
         <m:sSub>
           <m:e>
-            <m:acc>
-              <m:accPr>
-                <m:chr m:val="̃"/>
-              </m:accPr>
+            <m:limLow>
               <m:e>
                 <m:r>
                   <m:t>z</m:t>
                 </m:r>
               </m:e>
-            </m:acc>
+              <m:lim>
+                <m:r>
+                  <m:rPr>
+                    <m:sty m:val="p"/>
+                  </m:rPr>
+                  <m:t>∼</m:t>
+                </m:r>
+              </m:lim>
+            </m:limLow>
           </m:e>
           <m:sub>
             <m:r>
@@ -10138,16 +10603,21 @@
       <m:oMath>
         <m:sSub>
           <m:e>
-            <m:acc>
-              <m:accPr>
-                <m:chr m:val="̃"/>
-              </m:accPr>
+            <m:limLow>
               <m:e>
                 <m:r>
                   <m:t>z</m:t>
                 </m:r>
               </m:e>
-            </m:acc>
+              <m:lim>
+                <m:r>
+                  <m:rPr>
+                    <m:sty m:val="p"/>
+                  </m:rPr>
+                  <m:t>∼</m:t>
+                </m:r>
+              </m:lim>
+            </m:limLow>
           </m:e>
           <m:sub>
             <m:r>
@@ -10198,16 +10668,21 @@
       <m:oMath>
         <m:sSub>
           <m:e>
-            <m:acc>
-              <m:accPr>
-                <m:chr m:val="̃"/>
-              </m:accPr>
+            <m:limLow>
               <m:e>
                 <m:r>
                   <m:t>z</m:t>
                 </m:r>
               </m:e>
-            </m:acc>
+              <m:lim>
+                <m:r>
+                  <m:rPr>
+                    <m:sty m:val="p"/>
+                  </m:rPr>
+                  <m:t>∼</m:t>
+                </m:r>
+              </m:lim>
+            </m:limLow>
           </m:e>
           <m:sub>
             <m:r>
@@ -10267,16 +10742,21 @@
         </m:r>
         <m:sSub>
           <m:e>
-            <m:acc>
-              <m:accPr>
-                <m:chr m:val="̃"/>
-              </m:accPr>
+            <m:limLow>
               <m:e>
                 <m:r>
                   <m:t>z</m:t>
                 </m:r>
               </m:e>
-            </m:acc>
+              <m:lim>
+                <m:r>
+                  <m:rPr>
+                    <m:sty m:val="p"/>
+                  </m:rPr>
+                  <m:t>∼</m:t>
+                </m:r>
+              </m:lim>
+            </m:limLow>
           </m:e>
           <m:sub>
             <m:r>
@@ -10333,16 +10813,21 @@
         </m:r>
         <m:sSub>
           <m:e>
-            <m:acc>
-              <m:accPr>
-                <m:chr m:val="̃"/>
-              </m:accPr>
+            <m:limLow>
               <m:e>
                 <m:r>
                   <m:t>z</m:t>
                 </m:r>
               </m:e>
-            </m:acc>
+              <m:lim>
+                <m:r>
+                  <m:rPr>
+                    <m:sty m:val="p"/>
+                  </m:rPr>
+                  <m:t>∼</m:t>
+                </m:r>
+              </m:lim>
+            </m:limLow>
           </m:e>
           <m:sub>
             <m:r>
@@ -10399,16 +10884,21 @@
         </m:r>
         <m:sSub>
           <m:e>
-            <m:acc>
-              <m:accPr>
-                <m:chr m:val="̃"/>
-              </m:accPr>
+            <m:limLow>
               <m:e>
                 <m:r>
                   <m:t>z</m:t>
                 </m:r>
               </m:e>
-            </m:acc>
+              <m:lim>
+                <m:r>
+                  <m:rPr>
+                    <m:sty m:val="p"/>
+                  </m:rPr>
+                  <m:t>∼</m:t>
+                </m:r>
+              </m:lim>
+            </m:limLow>
           </m:e>
           <m:sub>
             <m:r>
@@ -10424,16 +10914,21 @@
         </m:r>
         <m:sSub>
           <m:e>
-            <m:acc>
-              <m:accPr>
-                <m:chr m:val="̃"/>
-              </m:accPr>
+            <m:limLow>
               <m:e>
                 <m:r>
                   <m:t>z</m:t>
                 </m:r>
               </m:e>
-            </m:acc>
+              <m:lim>
+                <m:r>
+                  <m:rPr>
+                    <m:sty m:val="p"/>
+                  </m:rPr>
+                  <m:t>∼</m:t>
+                </m:r>
+              </m:lim>
+            </m:limLow>
           </m:e>
           <m:sub>
             <m:r>
@@ -10853,16 +11348,21 @@
         </m:r>
         <m:sSub>
           <m:e>
-            <m:acc>
-              <m:accPr>
-                <m:chr m:val="̃"/>
-              </m:accPr>
+            <m:limLow>
               <m:e>
                 <m:r>
                   <m:t>z</m:t>
                 </m:r>
               </m:e>
-            </m:acc>
+              <m:lim>
+                <m:r>
+                  <m:rPr>
+                    <m:sty m:val="p"/>
+                  </m:rPr>
+                  <m:t>∼</m:t>
+                </m:r>
+              </m:lim>
+            </m:limLow>
           </m:e>
           <m:sub>
             <m:r>
@@ -10884,16 +11384,21 @@
         </m:r>
         <m:sSub>
           <m:e>
-            <m:acc>
-              <m:accPr>
-                <m:chr m:val="̃"/>
-              </m:accPr>
+            <m:limLow>
               <m:e>
                 <m:r>
                   <m:t>z</m:t>
                 </m:r>
               </m:e>
-            </m:acc>
+              <m:lim>
+                <m:r>
+                  <m:rPr>
+                    <m:sty m:val="p"/>
+                  </m:rPr>
+                  <m:t>∼</m:t>
+                </m:r>
+              </m:lim>
+            </m:limLow>
           </m:e>
           <m:sub>
             <m:r>
@@ -11047,16 +11552,21 @@
       <m:oMath>
         <m:sSub>
           <m:e>
-            <m:acc>
-              <m:accPr>
-                <m:chr m:val="̃"/>
-              </m:accPr>
+            <m:limLow>
               <m:e>
                 <m:r>
                   <m:t>v</m:t>
                 </m:r>
               </m:e>
-            </m:acc>
+              <m:lim>
+                <m:r>
+                  <m:rPr>
+                    <m:sty m:val="p"/>
+                  </m:rPr>
+                  <m:t>∼</m:t>
+                </m:r>
+              </m:lim>
+            </m:limLow>
           </m:e>
           <m:sub>
             <m:r>
@@ -11084,16 +11594,21 @@
         </m:r>
         <m:sSub>
           <m:e>
-            <m:acc>
-              <m:accPr>
-                <m:chr m:val="̃"/>
-              </m:accPr>
+            <m:limLow>
               <m:e>
                 <m:r>
                   <m:t>v</m:t>
                 </m:r>
               </m:e>
-            </m:acc>
+              <m:lim>
+                <m:r>
+                  <m:rPr>
+                    <m:sty m:val="p"/>
+                  </m:rPr>
+                  <m:t>∼</m:t>
+                </m:r>
+              </m:lim>
+            </m:limLow>
           </m:e>
           <m:sub>
             <m:r>
@@ -11215,16 +11730,21 @@
         </m:sSub>
         <m:sSub>
           <m:e>
-            <m:acc>
-              <m:accPr>
-                <m:chr m:val="̃"/>
-              </m:accPr>
+            <m:limLow>
               <m:e>
                 <m:r>
                   <m:t>v</m:t>
                 </m:r>
               </m:e>
-            </m:acc>
+              <m:lim>
+                <m:r>
+                  <m:rPr>
+                    <m:sty m:val="p"/>
+                  </m:rPr>
+                  <m:t>∼</m:t>
+                </m:r>
+              </m:lim>
+            </m:limLow>
           </m:e>
           <m:sub>
             <m:r>
@@ -11264,16 +11784,21 @@
         </m:sSub>
         <m:sSub>
           <m:e>
-            <m:acc>
-              <m:accPr>
-                <m:chr m:val="̃"/>
-              </m:accPr>
+            <m:limLow>
               <m:e>
                 <m:r>
                   <m:t>v</m:t>
                 </m:r>
               </m:e>
-            </m:acc>
+              <m:lim>
+                <m:r>
+                  <m:rPr>
+                    <m:sty m:val="p"/>
+                  </m:rPr>
+                  <m:t>∼</m:t>
+                </m:r>
+              </m:lim>
+            </m:limLow>
           </m:e>
           <m:sub>
             <m:r>
@@ -11289,16 +11814,21 @@
         </m:r>
         <m:sSub>
           <m:e>
-            <m:acc>
-              <m:accPr>
-                <m:chr m:val="̃"/>
-              </m:accPr>
+            <m:limLow>
               <m:e>
                 <m:r>
                   <m:t>0</m:t>
                 </m:r>
               </m:e>
-            </m:acc>
+              <m:lim>
+                <m:r>
+                  <m:rPr>
+                    <m:sty m:val="p"/>
+                  </m:rPr>
+                  <m:t>∼</m:t>
+                </m:r>
+              </m:lim>
+            </m:limLow>
           </m:e>
           <m:sub>
             <m:r>
@@ -11403,16 +11933,21 @@
       <m:oMath>
         <m:sSub>
           <m:e>
-            <m:acc>
-              <m:accPr>
-                <m:chr m:val="̃"/>
-              </m:accPr>
+            <m:limLow>
               <m:e>
                 <m:r>
                   <m:t>v</m:t>
                 </m:r>
               </m:e>
-            </m:acc>
+              <m:lim>
+                <m:r>
+                  <m:rPr>
+                    <m:sty m:val="p"/>
+                  </m:rPr>
+                  <m:t>∼</m:t>
+                </m:r>
+              </m:lim>
+            </m:limLow>
           </m:e>
           <m:sub>
             <m:r>
@@ -11980,16 +12515,21 @@
       <m:oMath>
         <m:sSub>
           <m:e>
-            <m:acc>
-              <m:accPr>
-                <m:chr m:val="̃"/>
-              </m:accPr>
+            <m:limLow>
               <m:e>
                 <m:r>
                   <m:t>v</m:t>
                 </m:r>
               </m:e>
-            </m:acc>
+              <m:lim>
+                <m:r>
+                  <m:rPr>
+                    <m:sty m:val="p"/>
+                  </m:rPr>
+                  <m:t>∼</m:t>
+                </m:r>
+              </m:lim>
+            </m:limLow>
           </m:e>
           <m:sub>
             <m:r>
@@ -12148,16 +12688,21 @@
       <m:oMath>
         <m:sSub>
           <m:e>
-            <m:acc>
-              <m:accPr>
-                <m:chr m:val="̃"/>
-              </m:accPr>
+            <m:limLow>
               <m:e>
                 <m:r>
                   <m:t>0</m:t>
                 </m:r>
               </m:e>
-            </m:acc>
+              <m:lim>
+                <m:r>
+                  <m:rPr>
+                    <m:sty m:val="p"/>
+                  </m:rPr>
+                  <m:t>∼</m:t>
+                </m:r>
+              </m:lim>
+            </m:limLow>
           </m:e>
           <m:sub>
             <m:r>
@@ -12190,16 +12735,21 @@
       <m:oMath>
         <m:sSub>
           <m:e>
-            <m:acc>
-              <m:accPr>
-                <m:chr m:val="̃"/>
-              </m:accPr>
+            <m:limLow>
               <m:e>
                 <m:r>
                   <m:t>0</m:t>
                 </m:r>
               </m:e>
-            </m:acc>
+              <m:lim>
+                <m:r>
+                  <m:rPr>
+                    <m:sty m:val="p"/>
+                  </m:rPr>
+                  <m:t>∼</m:t>
+                </m:r>
+              </m:lim>
+            </m:limLow>
           </m:e>
           <m:sub>
             <m:r>
@@ -12401,16 +12951,21 @@
         <m:oMath>
           <m:sSub>
             <m:e>
-              <m:acc>
-                <m:accPr>
-                  <m:chr m:val="̃"/>
-                </m:accPr>
+              <m:limLow>
                 <m:e>
                   <m:r>
                     <m:t>w</m:t>
                   </m:r>
                 </m:e>
-              </m:acc>
+                <m:lim>
+                  <m:r>
+                    <m:rPr>
+                      <m:sty m:val="p"/>
+                    </m:rPr>
+                    <m:t>∼</m:t>
+                  </m:r>
+                </m:lim>
+              </m:limLow>
             </m:e>
             <m:sub>
               <m:r>
@@ -12439,16 +12994,21 @@
           </m:limUpp>
           <m:sSub>
             <m:e>
-              <m:acc>
-                <m:accPr>
-                  <m:chr m:val="̃"/>
-                </m:accPr>
+              <m:limLow>
                 <m:e>
                   <m:r>
                     <m:t>v</m:t>
                   </m:r>
                 </m:e>
-              </m:acc>
+                <m:lim>
+                  <m:r>
+                    <m:rPr>
+                      <m:sty m:val="p"/>
+                    </m:rPr>
+                    <m:t>∼</m:t>
+                  </m:r>
+                </m:lim>
+              </m:limLow>
             </m:e>
             <m:sub>
               <m:r>
@@ -12518,16 +13078,21 @@
           </m:r>
           <m:sSub>
             <m:e>
-              <m:acc>
-                <m:accPr>
-                  <m:chr m:val="̃"/>
-                </m:accPr>
+              <m:limLow>
                 <m:e>
                   <m:r>
                     <m:t>v</m:t>
                   </m:r>
                 </m:e>
-              </m:acc>
+                <m:lim>
+                  <m:r>
+                    <m:rPr>
+                      <m:sty m:val="p"/>
+                    </m:rPr>
+                    <m:t>∼</m:t>
+                  </m:r>
+                </m:lim>
+              </m:limLow>
             </m:e>
             <m:sub>
               <m:r>
@@ -12557,16 +13122,21 @@
       <m:oMath>
         <m:sSub>
           <m:e>
-            <m:acc>
-              <m:accPr>
-                <m:chr m:val="̃"/>
-              </m:accPr>
+            <m:limLow>
               <m:e>
                 <m:r>
                   <m:t>w</m:t>
                 </m:r>
               </m:e>
-            </m:acc>
+              <m:lim>
+                <m:r>
+                  <m:rPr>
+                    <m:sty m:val="p"/>
+                  </m:rPr>
+                  <m:t>∼</m:t>
+                </m:r>
+              </m:lim>
+            </m:limLow>
           </m:e>
           <m:sub>
             <m:r>
@@ -12863,16 +13433,21 @@
       <m:oMath>
         <m:sSub>
           <m:e>
-            <m:acc>
-              <m:accPr>
-                <m:chr m:val="̃"/>
-              </m:accPr>
+            <m:limLow>
               <m:e>
                 <m:r>
                   <m:t>0</m:t>
                 </m:r>
               </m:e>
-            </m:acc>
+              <m:lim>
+                <m:r>
+                  <m:rPr>
+                    <m:sty m:val="p"/>
+                  </m:rPr>
+                  <m:t>∼</m:t>
+                </m:r>
+              </m:lim>
+            </m:limLow>
           </m:e>
           <m:sub>
             <m:r>
@@ -12917,16 +13492,21 @@
         </m:sSub>
         <m:sSub>
           <m:e>
-            <m:acc>
-              <m:accPr>
-                <m:chr m:val="̃"/>
-              </m:accPr>
+            <m:limLow>
               <m:e>
                 <m:r>
                   <m:t>w</m:t>
                 </m:r>
               </m:e>
-            </m:acc>
+              <m:lim>
+                <m:r>
+                  <m:rPr>
+                    <m:sty m:val="p"/>
+                  </m:rPr>
+                  <m:t>∼</m:t>
+                </m:r>
+              </m:lim>
+            </m:limLow>
           </m:e>
           <m:sub>
             <m:r>
@@ -12975,16 +13555,21 @@
         </m:sSub>
         <m:sSub>
           <m:e>
-            <m:acc>
-              <m:accPr>
-                <m:chr m:val="̃"/>
-              </m:accPr>
+            <m:limLow>
               <m:e>
                 <m:r>
                   <m:t>w</m:t>
                 </m:r>
               </m:e>
-            </m:acc>
+              <m:lim>
+                <m:r>
+                  <m:rPr>
+                    <m:sty m:val="p"/>
+                  </m:rPr>
+                  <m:t>∼</m:t>
+                </m:r>
+              </m:lim>
+            </m:limLow>
           </m:e>
           <m:sub>
             <m:r>
@@ -13009,16 +13594,21 @@
         </m:r>
         <m:sSub>
           <m:e>
-            <m:acc>
-              <m:accPr>
-                <m:chr m:val="̃"/>
-              </m:accPr>
+            <m:limLow>
               <m:e>
                 <m:r>
                   <m:t>0</m:t>
                 </m:r>
               </m:e>
-            </m:acc>
+              <m:lim>
+                <m:r>
+                  <m:rPr>
+                    <m:sty m:val="p"/>
+                  </m:rPr>
+                  <m:t>∼</m:t>
+                </m:r>
+              </m:lim>
+            </m:limLow>
           </m:e>
           <m:sub>
             <m:r>
@@ -13050,16 +13640,21 @@
             <m:e>
               <m:sSub>
                 <m:e>
-                  <m:acc>
-                    <m:accPr>
-                      <m:chr m:val="̃"/>
-                    </m:accPr>
+                  <m:limLow>
                     <m:e>
                       <m:r>
                         <m:t>0</m:t>
                       </m:r>
                     </m:e>
-                  </m:acc>
+                    <m:lim>
+                      <m:r>
+                        <m:rPr>
+                          <m:sty m:val="p"/>
+                        </m:rPr>
+                        <m:t>∼</m:t>
+                      </m:r>
+                    </m:lim>
+                  </m:limLow>
                 </m:e>
                 <m:sub>
                   <m:r>
@@ -13090,16 +13685,21 @@
               </m:sSub>
               <m:sSub>
                 <m:e>
-                  <m:acc>
-                    <m:accPr>
-                      <m:chr m:val="̃"/>
-                    </m:accPr>
+                  <m:limLow>
                     <m:e>
                       <m:r>
                         <m:t>w</m:t>
                       </m:r>
                     </m:e>
-                  </m:acc>
+                    <m:lim>
+                      <m:r>
+                        <m:rPr>
+                          <m:sty m:val="p"/>
+                        </m:rPr>
+                        <m:t>∼</m:t>
+                      </m:r>
+                    </m:lim>
+                  </m:limLow>
                 </m:e>
                 <m:sub>
                   <m:r>
@@ -13148,16 +13748,21 @@
               </m:sSub>
               <m:sSub>
                 <m:e>
-                  <m:acc>
-                    <m:accPr>
-                      <m:chr m:val="̃"/>
-                    </m:accPr>
+                  <m:limLow>
                     <m:e>
                       <m:r>
                         <m:t>w</m:t>
                       </m:r>
                     </m:e>
-                  </m:acc>
+                    <m:lim>
+                      <m:r>
+                        <m:rPr>
+                          <m:sty m:val="p"/>
+                        </m:rPr>
+                        <m:t>∼</m:t>
+                      </m:r>
+                    </m:lim>
+                  </m:limLow>
                 </m:e>
                 <m:sub>
                   <m:r>
@@ -13319,16 +13924,21 @@
                 <m:e>
                   <m:sSub>
                     <m:e>
-                      <m:acc>
-                        <m:accPr>
-                          <m:chr m:val="̃"/>
-                        </m:accPr>
+                      <m:limLow>
                         <m:e>
                           <m:r>
                             <m:t>v</m:t>
                           </m:r>
                         </m:e>
-                      </m:acc>
+                        <m:lim>
+                          <m:r>
+                            <m:rPr>
+                              <m:sty m:val="p"/>
+                            </m:rPr>
+                            <m:t>∼</m:t>
+                          </m:r>
+                        </m:lim>
+                      </m:limLow>
                     </m:e>
                     <m:sub>
                       <m:r>
@@ -13398,16 +14008,21 @@
                   </m:r>
                   <m:sSub>
                     <m:e>
-                      <m:acc>
-                        <m:accPr>
-                          <m:chr m:val="̃"/>
-                        </m:accPr>
+                      <m:limLow>
                         <m:e>
                           <m:r>
                             <m:t>v</m:t>
                           </m:r>
                         </m:e>
-                      </m:acc>
+                        <m:lim>
+                          <m:r>
+                            <m:rPr>
+                              <m:sty m:val="p"/>
+                            </m:rPr>
+                            <m:t>∼</m:t>
+                          </m:r>
+                        </m:lim>
+                      </m:limLow>
                     </m:e>
                     <m:sub>
                       <m:r>
@@ -13435,16 +14050,21 @@
               </m:r>
               <m:sSub>
                 <m:e>
-                  <m:acc>
-                    <m:accPr>
-                      <m:chr m:val="̃"/>
-                    </m:accPr>
+                  <m:limLow>
                     <m:e>
                       <m:r>
                         <m:t>w</m:t>
                       </m:r>
                     </m:e>
-                  </m:acc>
+                    <m:lim>
+                      <m:r>
+                        <m:rPr>
+                          <m:sty m:val="p"/>
+                        </m:rPr>
+                        <m:t>∼</m:t>
+                      </m:r>
+                    </m:lim>
+                  </m:limLow>
                 </m:e>
                 <m:sub>
                   <m:r>
@@ -13522,16 +14142,21 @@
               </m:nary>
               <m:sSub>
                 <m:e>
-                  <m:acc>
-                    <m:accPr>
-                      <m:chr m:val="̃"/>
-                    </m:accPr>
+                  <m:limLow>
                     <m:e>
                       <m:r>
                         <m:t>v</m:t>
                       </m:r>
                     </m:e>
-                  </m:acc>
+                    <m:lim>
+                      <m:r>
+                        <m:rPr>
+                          <m:sty m:val="p"/>
+                        </m:rPr>
+                        <m:t>∼</m:t>
+                      </m:r>
+                    </m:lim>
+                  </m:limLow>
                 </m:e>
                 <m:sub>
                   <m:r>
@@ -13651,16 +14276,21 @@
               </m:r>
               <m:sSub>
                 <m:e>
-                  <m:acc>
-                    <m:accPr>
-                      <m:chr m:val="̃"/>
-                    </m:accPr>
+                  <m:limLow>
                     <m:e>
                       <m:r>
                         <m:t>v</m:t>
                       </m:r>
                     </m:e>
-                  </m:acc>
+                    <m:lim>
+                      <m:r>
+                        <m:rPr>
+                          <m:sty m:val="p"/>
+                        </m:rPr>
+                        <m:t>∼</m:t>
+                      </m:r>
+                    </m:lim>
+                  </m:limLow>
                 </m:e>
                 <m:sub>
                   <m:r>
@@ -13725,16 +14355,21 @@
               </m:sSub>
               <m:sSub>
                 <m:e>
-                  <m:acc>
-                    <m:accPr>
-                      <m:chr m:val="̃"/>
-                    </m:accPr>
+                  <m:limLow>
                     <m:e>
                       <m:r>
                         <m:t>v</m:t>
                       </m:r>
                     </m:e>
-                  </m:acc>
+                    <m:lim>
+                      <m:r>
+                        <m:rPr>
+                          <m:sty m:val="p"/>
+                        </m:rPr>
+                        <m:t>∼</m:t>
+                      </m:r>
+                    </m:lim>
+                  </m:limLow>
                 </m:e>
                 <m:sub>
                   <m:r>
@@ -13783,16 +14418,21 @@
               </m:sSub>
               <m:sSub>
                 <m:e>
-                  <m:acc>
-                    <m:accPr>
-                      <m:chr m:val="̃"/>
-                    </m:accPr>
+                  <m:limLow>
                     <m:e>
                       <m:r>
                         <m:t>v</m:t>
                       </m:r>
                     </m:e>
-                  </m:acc>
+                    <m:lim>
+                      <m:r>
+                        <m:rPr>
+                          <m:sty m:val="p"/>
+                        </m:rPr>
+                        <m:t>∼</m:t>
+                      </m:r>
+                    </m:lim>
+                  </m:limLow>
                 </m:e>
                 <m:sub>
                   <m:r>
@@ -13937,16 +14577,21 @@
               </m:r>
               <m:sSub>
                 <m:e>
-                  <m:acc>
-                    <m:accPr>
-                      <m:chr m:val="̃"/>
-                    </m:accPr>
+                  <m:limLow>
                     <m:e>
                       <m:r>
                         <m:t>v</m:t>
                       </m:r>
                     </m:e>
-                  </m:acc>
+                    <m:lim>
+                      <m:r>
+                        <m:rPr>
+                          <m:sty m:val="p"/>
+                        </m:rPr>
+                        <m:t>∼</m:t>
+                      </m:r>
+                    </m:lim>
+                  </m:limLow>
                 </m:e>
                 <m:sub>
                   <m:r>
@@ -13975,16 +14620,21 @@
               </m:r>
               <m:sSub>
                 <m:e>
-                  <m:acc>
-                    <m:accPr>
-                      <m:chr m:val="̃"/>
-                    </m:accPr>
+                  <m:limLow>
                     <m:e>
                       <m:r>
                         <m:t>v</m:t>
                       </m:r>
                     </m:e>
-                  </m:acc>
+                    <m:lim>
+                      <m:r>
+                        <m:rPr>
+                          <m:sty m:val="p"/>
+                        </m:rPr>
+                        <m:t>∼</m:t>
+                      </m:r>
+                    </m:lim>
+                  </m:limLow>
                 </m:e>
                 <m:sub>
                   <m:r>
@@ -14017,16 +14667,21 @@
       <m:oMath>
         <m:sSub>
           <m:e>
-            <m:acc>
-              <m:accPr>
-                <m:chr m:val="̃"/>
-              </m:accPr>
+            <m:limLow>
               <m:e>
                 <m:r>
                   <m:t>v</m:t>
                 </m:r>
               </m:e>
-            </m:acc>
+              <m:lim>
+                <m:r>
+                  <m:rPr>
+                    <m:sty m:val="p"/>
+                  </m:rPr>
+                  <m:t>∼</m:t>
+                </m:r>
+              </m:lim>
+            </m:limLow>
           </m:e>
           <m:sub>
             <m:r>
@@ -14054,16 +14709,21 @@
         </m:r>
         <m:sSub>
           <m:e>
-            <m:acc>
-              <m:accPr>
-                <m:chr m:val="̃"/>
-              </m:accPr>
+            <m:limLow>
               <m:e>
                 <m:r>
                   <m:t>v</m:t>
                 </m:r>
               </m:e>
-            </m:acc>
+              <m:lim>
+                <m:r>
+                  <m:rPr>
+                    <m:sty m:val="p"/>
+                  </m:rPr>
+                  <m:t>∼</m:t>
+                </m:r>
+              </m:lim>
+            </m:limLow>
           </m:e>
           <m:sub>
             <m:r>
@@ -14084,16 +14744,21 @@
       <m:oMath>
         <m:sSub>
           <m:e>
-            <m:acc>
-              <m:accPr>
-                <m:chr m:val="̃"/>
-              </m:accPr>
+            <m:limLow>
               <m:e>
                 <m:r>
                   <m:t>0</m:t>
                 </m:r>
               </m:e>
-            </m:acc>
+              <m:lim>
+                <m:r>
+                  <m:rPr>
+                    <m:sty m:val="p"/>
+                  </m:rPr>
+                  <m:t>∼</m:t>
+                </m:r>
+              </m:lim>
+            </m:limLow>
           </m:e>
           <m:sub>
             <m:r>
@@ -15659,16 +16324,21 @@
           </m:rPr>
           <m:t>=</m:t>
         </m:r>
-        <m:acc>
-          <m:accPr>
-            <m:chr m:val="̃"/>
-          </m:accPr>
+        <m:limLow>
           <m:e>
             <m:r>
               <m:t>0</m:t>
             </m:r>
           </m:e>
-        </m:acc>
+          <m:lim>
+            <m:r>
+              <m:rPr>
+                <m:sty m:val="p"/>
+              </m:rPr>
+              <m:t>∼</m:t>
+            </m:r>
+          </m:lim>
+        </m:limLow>
       </m:oMath>
       <w:r>
         <w:t xml:space="preserve">,</w:t>
@@ -16082,16 +16752,21 @@
           </m:rPr>
           <m:t>=</m:t>
         </m:r>
-        <m:acc>
-          <m:accPr>
-            <m:chr m:val="̃"/>
-          </m:accPr>
+        <m:limLow>
           <m:e>
             <m:r>
               <m:t>0</m:t>
             </m:r>
           </m:e>
-        </m:acc>
+          <m:lim>
+            <m:r>
+              <m:rPr>
+                <m:sty m:val="p"/>
+              </m:rPr>
+              <m:t>∼</m:t>
+            </m:r>
+          </m:lim>
+        </m:limLow>
       </m:oMath>
       <w:r>
         <w:t xml:space="preserve">,</w:t>
@@ -16128,16 +16803,21 @@
       <m:oMath>
         <m:sSub>
           <m:e>
-            <m:acc>
-              <m:accPr>
-                <m:chr m:val="̃"/>
-              </m:accPr>
+            <m:limLow>
               <m:e>
                 <m:r>
                   <m:t>a</m:t>
                 </m:r>
               </m:e>
-            </m:acc>
+              <m:lim>
+                <m:r>
+                  <m:rPr>
+                    <m:sty m:val="p"/>
+                  </m:rPr>
+                  <m:t>∼</m:t>
+                </m:r>
+              </m:lim>
+            </m:limLow>
           </m:e>
           <m:sub>
             <m:r>
@@ -16165,16 +16845,21 @@
         </m:r>
         <m:sSub>
           <m:e>
-            <m:acc>
-              <m:accPr>
-                <m:chr m:val="̃"/>
-              </m:accPr>
+            <m:limLow>
               <m:e>
                 <m:r>
                   <m:t>a</m:t>
                 </m:r>
               </m:e>
-            </m:acc>
+              <m:lim>
+                <m:r>
+                  <m:rPr>
+                    <m:sty m:val="p"/>
+                  </m:rPr>
+                  <m:t>∼</m:t>
+                </m:r>
+              </m:lim>
+            </m:limLow>
           </m:e>
           <m:sub>
             <m:r>
@@ -16228,16 +16913,21 @@
         <w:t xml:space="preserve"> </w:t>
       </w:r>
       <m:oMath>
-        <m:acc>
-          <m:accPr>
-            <m:chr m:val="̃"/>
-          </m:accPr>
+        <m:limLow>
           <m:e>
             <m:r>
               <m:t>x</m:t>
             </m:r>
           </m:e>
-        </m:acc>
+          <m:lim>
+            <m:r>
+              <m:rPr>
+                <m:sty m:val="p"/>
+              </m:rPr>
+              <m:t>∼</m:t>
+            </m:r>
+          </m:lim>
+        </m:limLow>
         <m:r>
           <m:rPr>
             <m:sty m:val="p"/>
@@ -16262,16 +16952,21 @@
         <w:t xml:space="preserve"> </w:t>
       </w:r>
       <m:oMath>
-        <m:acc>
-          <m:accPr>
-            <m:chr m:val="̃"/>
-          </m:accPr>
+        <m:limLow>
           <m:e>
             <m:r>
               <m:t>x</m:t>
             </m:r>
           </m:e>
-        </m:acc>
+          <m:lim>
+            <m:r>
+              <m:rPr>
+                <m:sty m:val="p"/>
+              </m:rPr>
+              <m:t>∼</m:t>
+            </m:r>
+          </m:lim>
+        </m:limLow>
         <m:r>
           <m:rPr>
             <m:sty m:val="p"/>
@@ -16292,16 +16987,21 @@
         </m:sSub>
         <m:sSub>
           <m:e>
-            <m:acc>
-              <m:accPr>
-                <m:chr m:val="̃"/>
-              </m:accPr>
+            <m:limLow>
               <m:e>
                 <m:r>
                   <m:t>a</m:t>
                 </m:r>
               </m:e>
-            </m:acc>
+              <m:lim>
+                <m:r>
+                  <m:rPr>
+                    <m:sty m:val="p"/>
+                  </m:rPr>
+                  <m:t>∼</m:t>
+                </m:r>
+              </m:lim>
+            </m:limLow>
           </m:e>
           <m:sub>
             <m:r>
@@ -16341,16 +17041,21 @@
         </m:sSub>
         <m:sSub>
           <m:e>
-            <m:acc>
-              <m:accPr>
-                <m:chr m:val="̃"/>
-              </m:accPr>
+            <m:limLow>
               <m:e>
                 <m:r>
                   <m:t>a</m:t>
                 </m:r>
               </m:e>
-            </m:acc>
+              <m:lim>
+                <m:r>
+                  <m:rPr>
+                    <m:sty m:val="p"/>
+                  </m:rPr>
+                  <m:t>∼</m:t>
+                </m:r>
+              </m:lim>
+            </m:limLow>
           </m:e>
           <m:sub>
             <m:r>
@@ -16503,16 +17208,21 @@
               </m:sSub>
               <m:sSub>
                 <m:e>
-                  <m:acc>
-                    <m:accPr>
-                      <m:chr m:val="̃"/>
-                    </m:accPr>
+                  <m:limLow>
                     <m:e>
                       <m:r>
                         <m:t>a</m:t>
                       </m:r>
                     </m:e>
-                  </m:acc>
+                    <m:lim>
+                      <m:r>
+                        <m:rPr>
+                          <m:sty m:val="p"/>
+                        </m:rPr>
+                        <m:t>∼</m:t>
+                      </m:r>
+                    </m:lim>
+                  </m:limLow>
                 </m:e>
                 <m:sub>
                   <m:r>
@@ -16552,16 +17262,21 @@
               </m:sSub>
               <m:sSub>
                 <m:e>
-                  <m:acc>
-                    <m:accPr>
-                      <m:chr m:val="̃"/>
-                    </m:accPr>
+                  <m:limLow>
                     <m:e>
                       <m:r>
                         <m:t>a</m:t>
                       </m:r>
                     </m:e>
-                  </m:acc>
+                    <m:lim>
+                      <m:r>
+                        <m:rPr>
+                          <m:sty m:val="p"/>
+                        </m:rPr>
+                        <m:t>∼</m:t>
+                      </m:r>
+                    </m:lim>
+                  </m:limLow>
                 </m:e>
                 <m:sub>
                   <m:r>
@@ -16578,16 +17293,21 @@
                 </m:rPr>
                 <m:t>=</m:t>
               </m:r>
-              <m:acc>
-                <m:accPr>
-                  <m:chr m:val="̃"/>
-                </m:accPr>
+              <m:limLow>
                 <m:e>
                   <m:r>
                     <m:t>x</m:t>
                   </m:r>
                 </m:e>
-              </m:acc>
+                <m:lim>
+                  <m:r>
+                    <m:rPr>
+                      <m:sty m:val="p"/>
+                    </m:rPr>
+                    <m:t>∼</m:t>
+                  </m:r>
+                </m:lim>
+              </m:limLow>
             </m:e>
             <m:e>
               <m:r>
@@ -16613,16 +17333,21 @@
               </m:sSub>
               <m:sSub>
                 <m:e>
-                  <m:acc>
-                    <m:accPr>
-                      <m:chr m:val="̃"/>
-                    </m:accPr>
+                  <m:limLow>
                     <m:e>
                       <m:r>
                         <m:t>a</m:t>
                       </m:r>
                     </m:e>
-                  </m:acc>
+                    <m:lim>
+                      <m:r>
+                        <m:rPr>
+                          <m:sty m:val="p"/>
+                        </m:rPr>
+                        <m:t>∼</m:t>
+                      </m:r>
+                    </m:lim>
+                  </m:limLow>
                 </m:e>
                 <m:sub>
                   <m:r>
@@ -16662,16 +17387,21 @@
               </m:sSub>
               <m:sSub>
                 <m:e>
-                  <m:acc>
-                    <m:accPr>
-                      <m:chr m:val="̃"/>
-                    </m:accPr>
+                  <m:limLow>
                     <m:e>
                       <m:r>
                         <m:t>a</m:t>
                       </m:r>
                     </m:e>
-                  </m:acc>
+                    <m:lim>
+                      <m:r>
+                        <m:rPr>
+                          <m:sty m:val="p"/>
+                        </m:rPr>
+                        <m:t>∼</m:t>
+                      </m:r>
+                    </m:lim>
+                  </m:limLow>
                 </m:e>
                 <m:sub>
                   <m:r>
@@ -16709,16 +17439,21 @@
         <m:oMath>
           <m:eqArr>
             <m:e>
-              <m:acc>
-                <m:accPr>
-                  <m:chr m:val="̃"/>
-                </m:accPr>
+              <m:limLow>
                 <m:e>
                   <m:r>
                     <m:t>0</m:t>
                   </m:r>
                 </m:e>
-              </m:acc>
+                <m:lim>
+                  <m:r>
+                    <m:rPr>
+                      <m:sty m:val="p"/>
+                    </m:rPr>
+                    <m:t>∼</m:t>
+                  </m:r>
+                </m:lim>
+              </m:limLow>
               <m:r>
                 <m:t>&amp;</m:t>
               </m:r>
@@ -16748,16 +17483,21 @@
               </m:sSub>
               <m:sSub>
                 <m:e>
-                  <m:acc>
-                    <m:accPr>
-                      <m:chr m:val="̃"/>
-                    </m:accPr>
+                  <m:limLow>
                     <m:e>
                       <m:r>
                         <m:t>a</m:t>
                       </m:r>
                     </m:e>
-                  </m:acc>
+                    <m:lim>
+                      <m:r>
+                        <m:rPr>
+                          <m:sty m:val="p"/>
+                        </m:rPr>
+                        <m:t>∼</m:t>
+                      </m:r>
+                    </m:lim>
+                  </m:limLow>
                 </m:e>
                 <m:sub>
                   <m:r>
@@ -16797,16 +17537,21 @@
               </m:sSub>
               <m:sSub>
                 <m:e>
-                  <m:acc>
-                    <m:accPr>
-                      <m:chr m:val="̃"/>
-                    </m:accPr>
+                  <m:limLow>
                     <m:e>
                       <m:r>
                         <m:t>a</m:t>
                       </m:r>
                     </m:e>
-                  </m:acc>
+                    <m:lim>
+                      <m:r>
+                        <m:rPr>
+                          <m:sty m:val="p"/>
+                        </m:rPr>
+                        <m:t>∼</m:t>
+                      </m:r>
+                    </m:lim>
+                  </m:limLow>
                 </m:e>
                 <m:sub>
                   <m:r>
@@ -16846,16 +17591,21 @@
               </m:sSub>
               <m:sSub>
                 <m:e>
-                  <m:acc>
-                    <m:accPr>
-                      <m:chr m:val="̃"/>
-                    </m:accPr>
+                  <m:limLow>
                     <m:e>
                       <m:r>
                         <m:t>a</m:t>
                       </m:r>
                     </m:e>
-                  </m:acc>
+                    <m:lim>
+                      <m:r>
+                        <m:rPr>
+                          <m:sty m:val="p"/>
+                        </m:rPr>
+                        <m:t>∼</m:t>
+                      </m:r>
+                    </m:lim>
+                  </m:limLow>
                 </m:e>
                 <m:sub>
                   <m:r>
@@ -16895,16 +17645,21 @@
               </m:sSub>
               <m:sSub>
                 <m:e>
-                  <m:acc>
-                    <m:accPr>
-                      <m:chr m:val="̃"/>
-                    </m:accPr>
+                  <m:limLow>
                     <m:e>
                       <m:r>
                         <m:t>a</m:t>
                       </m:r>
                     </m:e>
-                  </m:acc>
+                    <m:lim>
+                      <m:r>
+                        <m:rPr>
+                          <m:sty m:val="p"/>
+                        </m:rPr>
+                        <m:t>∼</m:t>
+                      </m:r>
+                    </m:lim>
+                  </m:limLow>
                 </m:e>
                 <m:sub>
                   <m:r>
@@ -16931,16 +17686,21 @@
                 </m:rPr>
                 <m:t>(both combinations equal </m:t>
               </m:r>
-              <m:acc>
-                <m:accPr>
-                  <m:chr m:val="̃"/>
-                </m:accPr>
+              <m:limLow>
                 <m:e>
                   <m:r>
                     <m:t>x</m:t>
                   </m:r>
                 </m:e>
-              </m:acc>
+                <m:lim>
+                  <m:r>
+                    <m:rPr>
+                      <m:sty m:val="p"/>
+                    </m:rPr>
+                    <m:t>∼</m:t>
+                  </m:r>
+                </m:lim>
+              </m:limLow>
               <m:r>
                 <m:rPr>
                   <m:nor/>
@@ -17006,16 +17766,21 @@
               </m:r>
               <m:sSub>
                 <m:e>
-                  <m:acc>
-                    <m:accPr>
-                      <m:chr m:val="̃"/>
-                    </m:accPr>
+                  <m:limLow>
                     <m:e>
                       <m:r>
                         <m:t>a</m:t>
                       </m:r>
                     </m:e>
-                  </m:acc>
+                    <m:lim>
+                      <m:r>
+                        <m:rPr>
+                          <m:sty m:val="p"/>
+                        </m:rPr>
+                        <m:t>∼</m:t>
+                      </m:r>
+                    </m:lim>
+                  </m:limLow>
                 </m:e>
                 <m:sub>
                   <m:r>
@@ -17088,16 +17853,21 @@
               </m:r>
               <m:sSub>
                 <m:e>
-                  <m:acc>
-                    <m:accPr>
-                      <m:chr m:val="̃"/>
-                    </m:accPr>
+                  <m:limLow>
                     <m:e>
                       <m:r>
                         <m:t>a</m:t>
                       </m:r>
                     </m:e>
-                  </m:acc>
+                    <m:lim>
+                      <m:r>
+                        <m:rPr>
+                          <m:sty m:val="p"/>
+                        </m:rPr>
+                        <m:t>∼</m:t>
+                      </m:r>
+                    </m:lim>
+                  </m:limLow>
                 </m:e>
                 <m:sub>
                   <m:r>
@@ -17120,16 +17890,21 @@
               </m:r>
               <m:sSub>
                 <m:e>
-                  <m:acc>
-                    <m:accPr>
-                      <m:chr m:val="̃"/>
-                    </m:accPr>
+                  <m:limLow>
                     <m:e>
                       <m:r>
                         <m:t>a</m:t>
                       </m:r>
                     </m:e>
-                  </m:acc>
+                    <m:lim>
+                      <m:r>
+                        <m:rPr>
+                          <m:sty m:val="p"/>
+                        </m:rPr>
+                        <m:t>∼</m:t>
+                      </m:r>
+                    </m:lim>
+                  </m:limLow>
                 </m:e>
                 <m:sub>
                   <m:r>
@@ -17162,16 +17937,21 @@
       <m:oMath>
         <m:sSub>
           <m:e>
-            <m:acc>
-              <m:accPr>
-                <m:chr m:val="̃"/>
-              </m:accPr>
+            <m:limLow>
               <m:e>
                 <m:r>
                   <m:t>a</m:t>
                 </m:r>
               </m:e>
-            </m:acc>
+              <m:lim>
+                <m:r>
+                  <m:rPr>
+                    <m:sty m:val="p"/>
+                  </m:rPr>
+                  <m:t>∼</m:t>
+                </m:r>
+              </m:lim>
+            </m:limLow>
           </m:e>
           <m:sub>
             <m:r>
@@ -17199,16 +17979,21 @@
         </m:r>
         <m:sSub>
           <m:e>
-            <m:acc>
-              <m:accPr>
-                <m:chr m:val="̃"/>
-              </m:accPr>
+            <m:limLow>
               <m:e>
                 <m:r>
                   <m:t>a</m:t>
                 </m:r>
               </m:e>
-            </m:acc>
+              <m:lim>
+                <m:r>
+                  <m:rPr>
+                    <m:sty m:val="p"/>
+                  </m:rPr>
+                  <m:t>∼</m:t>
+                </m:r>
+              </m:lim>
+            </m:limLow>
           </m:e>
           <m:sub>
             <m:r>
@@ -18425,16 +19210,21 @@
       <m:oMath>
         <m:sSub>
           <m:e>
-            <m:acc>
-              <m:accPr>
-                <m:chr m:val="̃"/>
-              </m:accPr>
+            <m:limLow>
               <m:e>
                 <m:r>
                   <m:t>a</m:t>
                 </m:r>
               </m:e>
-            </m:acc>
+              <m:lim>
+                <m:r>
+                  <m:rPr>
+                    <m:sty m:val="p"/>
+                  </m:rPr>
+                  <m:t>∼</m:t>
+                </m:r>
+              </m:lim>
+            </m:limLow>
           </m:e>
           <m:sub>
             <m:r>
@@ -18462,16 +19252,21 @@
         </m:r>
         <m:sSub>
           <m:e>
-            <m:acc>
-              <m:accPr>
-                <m:chr m:val="̃"/>
-              </m:accPr>
+            <m:limLow>
               <m:e>
                 <m:r>
                   <m:t>a</m:t>
                 </m:r>
               </m:e>
-            </m:acc>
+              <m:lim>
+                <m:r>
+                  <m:rPr>
+                    <m:sty m:val="p"/>
+                  </m:rPr>
+                  <m:t>∼</m:t>
+                </m:r>
+              </m:lim>
+            </m:limLow>
           </m:e>
           <m:sub>
             <m:r>
@@ -18525,16 +19320,21 @@
         <w:t xml:space="preserve"> </w:t>
       </w:r>
       <m:oMath>
-        <m:acc>
-          <m:accPr>
-            <m:chr m:val="̃"/>
-          </m:accPr>
+        <m:limLow>
           <m:e>
             <m:r>
               <m:t>x</m:t>
             </m:r>
           </m:e>
-        </m:acc>
+          <m:lim>
+            <m:r>
+              <m:rPr>
+                <m:sty m:val="p"/>
+              </m:rPr>
+              <m:t>∼</m:t>
+            </m:r>
+          </m:lim>
+        </m:limLow>
         <m:r>
           <m:rPr>
             <m:sty m:val="p"/>
@@ -18578,16 +19378,21 @@
         <w:t xml:space="preserve"> </w:t>
       </w:r>
       <m:oMath>
-        <m:acc>
-          <m:accPr>
-            <m:chr m:val="̃"/>
-          </m:accPr>
+        <m:limLow>
           <m:e>
             <m:r>
               <m:t>x</m:t>
             </m:r>
           </m:e>
-        </m:acc>
+          <m:lim>
+            <m:r>
+              <m:rPr>
+                <m:sty m:val="p"/>
+              </m:rPr>
+              <m:t>∼</m:t>
+            </m:r>
+          </m:lim>
+        </m:limLow>
       </m:oMath>
       <w:r>
         <w:t xml:space="preserve"> </w:t>
@@ -18658,16 +19463,21 @@
         <w:t xml:space="preserve"> </w:t>
       </w:r>
       <m:oMath>
-        <m:acc>
-          <m:accPr>
-            <m:chr m:val="̃"/>
-          </m:accPr>
+        <m:limLow>
           <m:e>
             <m:r>
               <m:t>x</m:t>
             </m:r>
           </m:e>
-        </m:acc>
+          <m:lim>
+            <m:r>
+              <m:rPr>
+                <m:sty m:val="p"/>
+              </m:rPr>
+              <m:t>∼</m:t>
+            </m:r>
+          </m:lim>
+        </m:limLow>
         <m:r>
           <m:rPr>
             <m:sty m:val="p"/>
@@ -18688,16 +19498,21 @@
         </m:sSub>
         <m:sSub>
           <m:e>
-            <m:acc>
-              <m:accPr>
-                <m:chr m:val="̃"/>
-              </m:accPr>
+            <m:limLow>
               <m:e>
                 <m:r>
                   <m:t>a</m:t>
                 </m:r>
               </m:e>
-            </m:acc>
+              <m:lim>
+                <m:r>
+                  <m:rPr>
+                    <m:sty m:val="p"/>
+                  </m:rPr>
+                  <m:t>∼</m:t>
+                </m:r>
+              </m:lim>
+            </m:limLow>
           </m:e>
           <m:sub>
             <m:r>
@@ -18737,16 +19552,21 @@
         </m:sSub>
         <m:sSub>
           <m:e>
-            <m:acc>
-              <m:accPr>
-                <m:chr m:val="̃"/>
-              </m:accPr>
+            <m:limLow>
               <m:e>
                 <m:r>
                   <m:t>a</m:t>
                 </m:r>
               </m:e>
-            </m:acc>
+              <m:lim>
+                <m:r>
+                  <m:rPr>
+                    <m:sty m:val="p"/>
+                  </m:rPr>
+                  <m:t>∼</m:t>
+                </m:r>
+              </m:lim>
+            </m:limLow>
           </m:e>
           <m:sub>
             <m:r>
@@ -18805,16 +19625,21 @@
         <w:t xml:space="preserve"> </w:t>
       </w:r>
       <m:oMath>
-        <m:acc>
-          <m:accPr>
-            <m:chr m:val="̃"/>
-          </m:accPr>
+        <m:limLow>
           <m:e>
             <m:r>
               <m:t>x</m:t>
             </m:r>
           </m:e>
-        </m:acc>
+          <m:lim>
+            <m:r>
+              <m:rPr>
+                <m:sty m:val="p"/>
+              </m:rPr>
+              <m:t>∼</m:t>
+            </m:r>
+          </m:lim>
+        </m:limLow>
       </m:oMath>
       <w:r>
         <w:t xml:space="preserve"> </w:t>
@@ -18996,16 +19821,21 @@
         <w:t xml:space="preserve"> </w:t>
       </w:r>
       <m:oMath>
-        <m:acc>
-          <m:accPr>
-            <m:chr m:val="̃"/>
-          </m:accPr>
+        <m:limLow>
           <m:e>
             <m:r>
               <m:t>x</m:t>
             </m:r>
           </m:e>
-        </m:acc>
+          <m:lim>
+            <m:r>
+              <m:rPr>
+                <m:sty m:val="p"/>
+              </m:rPr>
+              <m:t>∼</m:t>
+            </m:r>
+          </m:lim>
+        </m:limLow>
       </m:oMath>
       <w:r>
         <w:t xml:space="preserve">.</w:t>
@@ -19592,16 +20422,21 @@
       <m:oMath>
         <m:sSub>
           <m:e>
-            <m:acc>
-              <m:accPr>
-                <m:chr m:val="̃"/>
-              </m:accPr>
+            <m:limLow>
               <m:e>
                 <m:r>
                   <m:t>a</m:t>
                 </m:r>
               </m:e>
-            </m:acc>
+              <m:lim>
+                <m:r>
+                  <m:rPr>
+                    <m:sty m:val="p"/>
+                  </m:rPr>
+                  <m:t>∼</m:t>
+                </m:r>
+              </m:lim>
+            </m:limLow>
           </m:e>
           <m:sub>
             <m:r>
@@ -19629,16 +20464,21 @@
         </m:r>
         <m:sSub>
           <m:e>
-            <m:acc>
-              <m:accPr>
-                <m:chr m:val="̃"/>
-              </m:accPr>
+            <m:limLow>
               <m:e>
                 <m:r>
                   <m:t>a</m:t>
                 </m:r>
               </m:e>
-            </m:acc>
+              <m:lim>
+                <m:r>
+                  <m:rPr>
+                    <m:sty m:val="p"/>
+                  </m:rPr>
+                  <m:t>∼</m:t>
+                </m:r>
+              </m:lim>
+            </m:limLow>
           </m:e>
           <m:sub>
             <m:r>
@@ -19659,16 +20499,21 @@
       <m:oMath>
         <m:sSub>
           <m:e>
-            <m:acc>
-              <m:accPr>
-                <m:chr m:val="̃"/>
-              </m:accPr>
+            <m:limLow>
               <m:e>
                 <m:r>
                   <m:t>b</m:t>
                 </m:r>
               </m:e>
-            </m:acc>
+              <m:lim>
+                <m:r>
+                  <m:rPr>
+                    <m:sty m:val="p"/>
+                  </m:rPr>
+                  <m:t>∼</m:t>
+                </m:r>
+              </m:lim>
+            </m:limLow>
           </m:e>
           <m:sub>
             <m:r>
@@ -19696,16 +20541,21 @@
         </m:r>
         <m:sSub>
           <m:e>
-            <m:acc>
-              <m:accPr>
-                <m:chr m:val="̃"/>
-              </m:accPr>
+            <m:limLow>
               <m:e>
                 <m:r>
                   <m:t>b</m:t>
                 </m:r>
               </m:e>
-            </m:acc>
+              <m:lim>
+                <m:r>
+                  <m:rPr>
+                    <m:sty m:val="p"/>
+                  </m:rPr>
+                  <m:t>∼</m:t>
+                </m:r>
+              </m:lim>
+            </m:limLow>
           </m:e>
           <m:sub>
             <m:r>
@@ -19867,16 +20717,21 @@
       <m:oMath>
         <m:sSub>
           <m:e>
-            <m:acc>
-              <m:accPr>
-                <m:chr m:val="̃"/>
-              </m:accPr>
+            <m:limLow>
               <m:e>
                 <m:r>
                   <m:t>a</m:t>
                 </m:r>
               </m:e>
-            </m:acc>
+              <m:lim>
+                <m:r>
+                  <m:rPr>
+                    <m:sty m:val="p"/>
+                  </m:rPr>
+                  <m:t>∼</m:t>
+                </m:r>
+              </m:lim>
+            </m:limLow>
           </m:e>
           <m:sub>
             <m:r>
@@ -19904,16 +20759,21 @@
         </m:r>
         <m:sSub>
           <m:e>
-            <m:acc>
-              <m:accPr>
-                <m:chr m:val="̃"/>
-              </m:accPr>
+            <m:limLow>
               <m:e>
                 <m:r>
                   <m:t>a</m:t>
                 </m:r>
               </m:e>
-            </m:acc>
+              <m:lim>
+                <m:r>
+                  <m:rPr>
+                    <m:sty m:val="p"/>
+                  </m:rPr>
+                  <m:t>∼</m:t>
+                </m:r>
+              </m:lim>
+            </m:limLow>
           </m:e>
           <m:sub>
             <m:r>
@@ -19977,16 +20837,21 @@
       <m:oMath>
         <m:sSub>
           <m:e>
-            <m:acc>
-              <m:accPr>
-                <m:chr m:val="̃"/>
-              </m:accPr>
+            <m:limLow>
               <m:e>
                 <m:r>
                   <m:t>b</m:t>
                 </m:r>
               </m:e>
-            </m:acc>
+              <m:lim>
+                <m:r>
+                  <m:rPr>
+                    <m:sty m:val="p"/>
+                  </m:rPr>
+                  <m:t>∼</m:t>
+                </m:r>
+              </m:lim>
+            </m:limLow>
           </m:e>
           <m:sub>
             <m:r>
@@ -20014,16 +20879,21 @@
         </m:r>
         <m:sSub>
           <m:e>
-            <m:acc>
-              <m:accPr>
-                <m:chr m:val="̃"/>
-              </m:accPr>
+            <m:limLow>
               <m:e>
                 <m:r>
                   <m:t>b</m:t>
                 </m:r>
               </m:e>
-            </m:acc>
+              <m:lim>
+                <m:r>
+                  <m:rPr>
+                    <m:sty m:val="p"/>
+                  </m:rPr>
+                  <m:t>∼</m:t>
+                </m:r>
+              </m:lim>
+            </m:limLow>
           </m:e>
           <m:sub>
             <m:r>
@@ -20110,16 +20980,21 @@
       <m:oMath>
         <m:sSub>
           <m:e>
-            <m:acc>
-              <m:accPr>
-                <m:chr m:val="̃"/>
-              </m:accPr>
+            <m:limLow>
               <m:e>
                 <m:r>
                   <m:t>a</m:t>
                 </m:r>
               </m:e>
-            </m:acc>
+              <m:lim>
+                <m:r>
+                  <m:rPr>
+                    <m:sty m:val="p"/>
+                  </m:rPr>
+                  <m:t>∼</m:t>
+                </m:r>
+              </m:lim>
+            </m:limLow>
           </m:e>
           <m:sub>
             <m:r>
@@ -20159,16 +21034,21 @@
         <w:t xml:space="preserve"> </w:t>
       </w:r>
       <m:oMath>
-        <m:acc>
-          <m:accPr>
-            <m:chr m:val="̃"/>
-          </m:accPr>
+        <m:limLow>
           <m:e>
             <m:r>
               <m:t>b</m:t>
             </m:r>
           </m:e>
-        </m:acc>
+          <m:lim>
+            <m:r>
+              <m:rPr>
+                <m:sty m:val="p"/>
+              </m:rPr>
+              <m:t>∼</m:t>
+            </m:r>
+          </m:lim>
+        </m:limLow>
       </m:oMath>
       <w:r>
         <w:t xml:space="preserve">’s span</w:t>
@@ -20214,16 +21094,21 @@
       <m:oMath>
         <m:sSub>
           <m:e>
-            <m:acc>
-              <m:accPr>
-                <m:chr m:val="̃"/>
-              </m:accPr>
+            <m:limLow>
               <m:e>
                 <m:r>
                   <m:t>a</m:t>
                 </m:r>
               </m:e>
-            </m:acc>
+              <m:lim>
+                <m:r>
+                  <m:rPr>
+                    <m:sty m:val="p"/>
+                  </m:rPr>
+                  <m:t>∼</m:t>
+                </m:r>
+              </m:lim>
+            </m:limLow>
           </m:e>
           <m:sub>
             <m:r>
@@ -20245,16 +21130,21 @@
         </m:r>
         <m:sSub>
           <m:e>
-            <m:acc>
-              <m:accPr>
-                <m:chr m:val="̃"/>
-              </m:accPr>
+            <m:limLow>
               <m:e>
                 <m:r>
                   <m:t>c</m:t>
                 </m:r>
               </m:e>
-            </m:acc>
+              <m:lim>
+                <m:r>
+                  <m:rPr>
+                    <m:sty m:val="p"/>
+                  </m:rPr>
+                  <m:t>∼</m:t>
+                </m:r>
+              </m:lim>
+            </m:limLow>
           </m:e>
           <m:sub>
             <m:r>
@@ -20275,16 +21165,21 @@
       <m:oMath>
         <m:sSub>
           <m:e>
-            <m:acc>
-              <m:accPr>
-                <m:chr m:val="̃"/>
-              </m:accPr>
+            <m:limLow>
               <m:e>
                 <m:r>
                   <m:t>c</m:t>
                 </m:r>
               </m:e>
-            </m:acc>
+              <m:lim>
+                <m:r>
+                  <m:rPr>
+                    <m:sty m:val="p"/>
+                  </m:rPr>
+                  <m:t>∼</m:t>
+                </m:r>
+              </m:lim>
+            </m:limLow>
           </m:e>
           <m:sub>
             <m:r>
@@ -20384,16 +21279,21 @@
       <m:oMath>
         <m:sSub>
           <m:e>
-            <m:acc>
-              <m:accPr>
-                <m:chr m:val="̃"/>
-              </m:accPr>
+            <m:limLow>
               <m:e>
                 <m:r>
                   <m:t>c</m:t>
                 </m:r>
               </m:e>
-            </m:acc>
+              <m:lim>
+                <m:r>
+                  <m:rPr>
+                    <m:sty m:val="p"/>
+                  </m:rPr>
+                  <m:t>∼</m:t>
+                </m:r>
+              </m:lim>
+            </m:limLow>
           </m:e>
           <m:sub>
             <m:r>
@@ -20421,16 +21321,21 @@
         </m:r>
         <m:sSub>
           <m:e>
-            <m:acc>
-              <m:accPr>
-                <m:chr m:val="̃"/>
-              </m:accPr>
+            <m:limLow>
               <m:e>
                 <m:r>
                   <m:t>c</m:t>
                 </m:r>
               </m:e>
-            </m:acc>
+              <m:lim>
+                <m:r>
+                  <m:rPr>
+                    <m:sty m:val="p"/>
+                  </m:rPr>
+                  <m:t>∼</m:t>
+                </m:r>
+              </m:lim>
+            </m:limLow>
           </m:e>
           <m:sub>
             <m:r>
@@ -20628,16 +21533,21 @@
         </m:r>
         <m:sSub>
           <m:e>
-            <m:acc>
-              <m:accPr>
-                <m:chr m:val="̃"/>
-              </m:accPr>
+            <m:limLow>
               <m:e>
                 <m:r>
                   <m:t>c</m:t>
                 </m:r>
               </m:e>
-            </m:acc>
+              <m:lim>
+                <m:r>
+                  <m:rPr>
+                    <m:sty m:val="p"/>
+                  </m:rPr>
+                  <m:t>∼</m:t>
+                </m:r>
+              </m:lim>
+            </m:limLow>
           </m:e>
           <m:sub>
             <m:r>
@@ -20706,32 +21616,42 @@
           </m:rPr>
           <m:t>C</m:t>
         </m:r>
-        <m:acc>
-          <m:accPr>
-            <m:chr m:val="̃"/>
-          </m:accPr>
+        <m:limLow>
           <m:e>
             <m:r>
               <m:t>x</m:t>
             </m:r>
           </m:e>
-        </m:acc>
+          <m:lim>
+            <m:r>
+              <m:rPr>
+                <m:sty m:val="p"/>
+              </m:rPr>
+              <m:t>∼</m:t>
+            </m:r>
+          </m:lim>
+        </m:limLow>
         <m:r>
           <m:rPr>
             <m:sty m:val="p"/>
           </m:rPr>
           <m:t>=</m:t>
         </m:r>
-        <m:acc>
-          <m:accPr>
-            <m:chr m:val="̃"/>
-          </m:accPr>
+        <m:limLow>
           <m:e>
             <m:r>
               <m:t>0</m:t>
             </m:r>
           </m:e>
-        </m:acc>
+          <m:lim>
+            <m:r>
+              <m:rPr>
+                <m:sty m:val="p"/>
+              </m:rPr>
+              <m:t>∼</m:t>
+            </m:r>
+          </m:lim>
+        </m:limLow>
       </m:oMath>
       <w:r>
         <w:t xml:space="preserve"> </w:t>
@@ -20743,16 +21663,21 @@
         <w:t xml:space="preserve"> </w:t>
       </w:r>
       <m:oMath>
-        <m:acc>
-          <m:accPr>
-            <m:chr m:val="̃"/>
-          </m:accPr>
+        <m:limLow>
           <m:e>
             <m:r>
               <m:t>x</m:t>
             </m:r>
           </m:e>
-        </m:acc>
+          <m:lim>
+            <m:r>
+              <m:rPr>
+                <m:sty m:val="p"/>
+              </m:rPr>
+              <m:t>∼</m:t>
+            </m:r>
+          </m:lim>
+        </m:limLow>
         <m:r>
           <m:rPr>
             <m:sty m:val="p"/>
@@ -20803,16 +21728,21 @@
                 </m:rPr>
                 <m:t>A</m:t>
               </m:r>
-              <m:acc>
-                <m:accPr>
-                  <m:chr m:val="̃"/>
-                </m:accPr>
+              <m:limLow>
                 <m:e>
                   <m:r>
                     <m:t>x</m:t>
                   </m:r>
                 </m:e>
-              </m:acc>
+                <m:lim>
+                  <m:r>
+                    <m:rPr>
+                      <m:sty m:val="p"/>
+                    </m:rPr>
+                    <m:t>∼</m:t>
+                  </m:r>
+                </m:lim>
+              </m:limLow>
               <m:r>
                 <m:t>&amp;</m:t>
               </m:r>
@@ -20849,16 +21779,21 @@
               <m:r>
                 <m:t> </m:t>
               </m:r>
-              <m:acc>
-                <m:accPr>
-                  <m:chr m:val="̃"/>
-                </m:accPr>
+              <m:limLow>
                 <m:e>
                   <m:r>
                     <m:t>x</m:t>
                   </m:r>
                 </m:e>
-              </m:acc>
+                <m:lim>
+                  <m:r>
+                    <m:rPr>
+                      <m:sty m:val="p"/>
+                    </m:rPr>
+                    <m:t>∼</m:t>
+                  </m:r>
+                </m:lim>
+              </m:limLow>
               <m:r>
                 <m:t>&amp;</m:t>
               </m:r>
@@ -20935,16 +21870,21 @@
                 </m:rPr>
                 <m:t>C</m:t>
               </m:r>
-              <m:acc>
-                <m:accPr>
-                  <m:chr m:val="̃"/>
-                </m:accPr>
+              <m:limLow>
                 <m:e>
                   <m:r>
                     <m:t>x</m:t>
                   </m:r>
                 </m:e>
-              </m:acc>
+                <m:lim>
+                  <m:r>
+                    <m:rPr>
+                      <m:sty m:val="p"/>
+                    </m:rPr>
+                    <m:t>∼</m:t>
+                  </m:r>
+                </m:lim>
+              </m:limLow>
               <m:r>
                 <m:rPr>
                   <m:sty m:val="p"/>
@@ -20998,16 +21938,21 @@
               <m:r>
                 <m:t> </m:t>
               </m:r>
-              <m:acc>
-                <m:accPr>
-                  <m:chr m:val="̃"/>
-                </m:accPr>
+              <m:limLow>
                 <m:e>
                   <m:r>
                     <m:t>0</m:t>
                   </m:r>
                 </m:e>
-              </m:acc>
+                <m:lim>
+                  <m:r>
+                    <m:rPr>
+                      <m:sty m:val="p"/>
+                    </m:rPr>
+                    <m:t>∼</m:t>
+                  </m:r>
+                </m:lim>
+              </m:limLow>
               <m:r>
                 <m:t>&amp;</m:t>
               </m:r>
@@ -21027,32 +21972,42 @@
                 </m:rPr>
                 <m:t>C</m:t>
               </m:r>
-              <m:acc>
-                <m:accPr>
-                  <m:chr m:val="̃"/>
-                </m:accPr>
+              <m:limLow>
                 <m:e>
                   <m:r>
                     <m:t>x</m:t>
                   </m:r>
                 </m:e>
-              </m:acc>
+                <m:lim>
+                  <m:r>
+                    <m:rPr>
+                      <m:sty m:val="p"/>
+                    </m:rPr>
+                    <m:t>∼</m:t>
+                  </m:r>
+                </m:lim>
+              </m:limLow>
               <m:r>
                 <m:rPr>
                   <m:sty m:val="p"/>
                 </m:rPr>
                 <m:t>=</m:t>
               </m:r>
-              <m:acc>
-                <m:accPr>
-                  <m:chr m:val="̃"/>
-                </m:accPr>
+              <m:limLow>
                 <m:e>
                   <m:r>
                     <m:t>0</m:t>
                   </m:r>
                 </m:e>
-              </m:acc>
+                <m:lim>
+                  <m:r>
+                    <m:rPr>
+                      <m:sty m:val="p"/>
+                    </m:rPr>
+                    <m:t>∼</m:t>
+                  </m:r>
+                </m:lim>
+              </m:limLow>
               <m:r>
                 <m:rPr>
                   <m:nor/>
@@ -21071,16 +22026,21 @@
                 </m:rPr>
                 <m:t>=</m:t>
               </m:r>
-              <m:acc>
-                <m:accPr>
-                  <m:chr m:val="̃"/>
-                </m:accPr>
+              <m:limLow>
                 <m:e>
                   <m:r>
                     <m:t>0</m:t>
                   </m:r>
                 </m:e>
-              </m:acc>
+                <m:lim>
+                  <m:r>
+                    <m:rPr>
+                      <m:sty m:val="p"/>
+                    </m:rPr>
+                    <m:t>∼</m:t>
+                  </m:r>
+                </m:lim>
+              </m:limLow>
               <m:r>
                 <m:t>&amp;</m:t>
               </m:r>
@@ -21094,16 +22054,21 @@
                 </m:rPr>
                 <m:t>(a matrix times the zero vector is </m:t>
               </m:r>
-              <m:acc>
-                <m:accPr>
-                  <m:chr m:val="̃"/>
-                </m:accPr>
+              <m:limLow>
                 <m:e>
                   <m:r>
                     <m:t>0</m:t>
                   </m:r>
                 </m:e>
-              </m:acc>
+                <m:lim>
+                  <m:r>
+                    <m:rPr>
+                      <m:sty m:val="p"/>
+                    </m:rPr>
+                    <m:t>∼</m:t>
+                  </m:r>
+                </m:lim>
+              </m:limLow>
               <m:r>
                 <m:rPr>
                   <m:nor/>
@@ -21127,16 +22092,21 @@
           </m:rPr>
           <m:t>A</m:t>
         </m:r>
-        <m:acc>
-          <m:accPr>
-            <m:chr m:val="̃"/>
-          </m:accPr>
+        <m:limLow>
           <m:e>
             <m:r>
               <m:t>x</m:t>
             </m:r>
           </m:e>
-        </m:acc>
+          <m:lim>
+            <m:r>
+              <m:rPr>
+                <m:sty m:val="p"/>
+              </m:rPr>
+              <m:t>∼</m:t>
+            </m:r>
+          </m:lim>
+        </m:limLow>
       </m:oMath>
       <w:r>
         <w:t xml:space="preserve"> </w:t>
@@ -21162,16 +22132,21 @@
         </m:sSub>
         <m:sSub>
           <m:e>
-            <m:acc>
-              <m:accPr>
-                <m:chr m:val="̃"/>
-              </m:accPr>
+            <m:limLow>
               <m:e>
                 <m:r>
                   <m:t>a</m:t>
                 </m:r>
               </m:e>
-            </m:acc>
+              <m:lim>
+                <m:r>
+                  <m:rPr>
+                    <m:sty m:val="p"/>
+                  </m:rPr>
+                  <m:t>∼</m:t>
+                </m:r>
+              </m:lim>
+            </m:limLow>
           </m:e>
           <m:sub>
             <m:r>
@@ -21211,16 +22186,21 @@
         </m:sSub>
         <m:sSub>
           <m:e>
-            <m:acc>
-              <m:accPr>
-                <m:chr m:val="̃"/>
-              </m:accPr>
+            <m:limLow>
               <m:e>
                 <m:r>
                   <m:t>a</m:t>
                 </m:r>
               </m:e>
-            </m:acc>
+              <m:lim>
+                <m:r>
+                  <m:rPr>
+                    <m:sty m:val="p"/>
+                  </m:rPr>
+                  <m:t>∼</m:t>
+                </m:r>
+              </m:lim>
+            </m:limLow>
           </m:e>
           <m:sub>
             <m:r>
@@ -21256,16 +22236,21 @@
         <w:t xml:space="preserve"> </w:t>
       </w:r>
       <m:oMath>
-        <m:acc>
-          <m:accPr>
-            <m:chr m:val="̃"/>
-          </m:accPr>
+        <m:limLow>
           <m:e>
             <m:r>
               <m:t>a</m:t>
             </m:r>
           </m:e>
-        </m:acc>
+          <m:lim>
+            <m:r>
+              <m:rPr>
+                <m:sty m:val="p"/>
+              </m:rPr>
+              <m:t>∼</m:t>
+            </m:r>
+          </m:lim>
+        </m:limLow>
       </m:oMath>
       <w:r>
         <w:t xml:space="preserve">’s are linearly independent (</w:t>
@@ -21291,32 +22276,42 @@
         <w:t xml:space="preserve"> </w:t>
       </w:r>
       <m:oMath>
-        <m:acc>
-          <m:accPr>
-            <m:chr m:val="̃"/>
-          </m:accPr>
+        <m:limLow>
           <m:e>
             <m:r>
               <m:t>x</m:t>
             </m:r>
           </m:e>
-        </m:acc>
+          <m:lim>
+            <m:r>
+              <m:rPr>
+                <m:sty m:val="p"/>
+              </m:rPr>
+              <m:t>∼</m:t>
+            </m:r>
+          </m:lim>
+        </m:limLow>
         <m:r>
           <m:rPr>
             <m:sty m:val="p"/>
           </m:rPr>
           <m:t>=</m:t>
         </m:r>
-        <m:acc>
-          <m:accPr>
-            <m:chr m:val="̃"/>
-          </m:accPr>
+        <m:limLow>
           <m:e>
             <m:r>
               <m:t>0</m:t>
             </m:r>
           </m:e>
-        </m:acc>
+          <m:lim>
+            <m:r>
+              <m:rPr>
+                <m:sty m:val="p"/>
+              </m:rPr>
+              <m:t>∼</m:t>
+            </m:r>
+          </m:lim>
+        </m:limLow>
       </m:oMath>
       <w:r>
         <w:t xml:space="preserve">.</w:t>
@@ -21348,16 +22343,21 @@
         <w:t xml:space="preserve"> </w:t>
       </w:r>
       <m:oMath>
-        <m:acc>
-          <m:accPr>
-            <m:chr m:val="̃"/>
-          </m:accPr>
+        <m:limLow>
           <m:e>
             <m:r>
               <m:t>0</m:t>
             </m:r>
           </m:e>
-        </m:acc>
+          <m:lim>
+            <m:r>
+              <m:rPr>
+                <m:sty m:val="p"/>
+              </m:rPr>
+              <m:t>∼</m:t>
+            </m:r>
+          </m:lim>
+        </m:limLow>
       </m:oMath>
       <w:r>
         <w:t xml:space="preserve"> </w:t>
@@ -22221,16 +23221,21 @@
             <m:grow/>
           </m:dPr>
           <m:e>
-            <m:acc>
-              <m:accPr>
-                <m:chr m:val="̃"/>
-              </m:accPr>
+            <m:limLow>
               <m:e>
                 <m:r>
                   <m:t>0</m:t>
                 </m:r>
               </m:e>
-            </m:acc>
+              <m:lim>
+                <m:r>
+                  <m:rPr>
+                    <m:sty m:val="p"/>
+                  </m:rPr>
+                  <m:t>∼</m:t>
+                </m:r>
+              </m:lim>
+            </m:limLow>
           </m:e>
         </m:d>
         <m:r>
@@ -22273,16 +23278,21 @@
             <m:grow/>
           </m:dPr>
           <m:e>
-            <m:acc>
-              <m:accPr>
-                <m:chr m:val="̃"/>
-              </m:accPr>
+            <m:limLow>
               <m:e>
                 <m:r>
                   <m:t>0</m:t>
                 </m:r>
               </m:e>
-            </m:acc>
+              <m:lim>
+                <m:r>
+                  <m:rPr>
+                    <m:sty m:val="p"/>
+                  </m:rPr>
+                  <m:t>∼</m:t>
+                </m:r>
+              </m:lim>
+            </m:limLow>
           </m:e>
         </m:d>
         <m:r>
@@ -22360,16 +23370,21 @@
             <m:grow/>
           </m:dPr>
           <m:e>
-            <m:acc>
-              <m:accPr>
-                <m:chr m:val="̃"/>
-              </m:accPr>
+            <m:limLow>
               <m:e>
                 <m:r>
                   <m:t>0</m:t>
                 </m:r>
               </m:e>
-            </m:acc>
+              <m:lim>
+                <m:r>
+                  <m:rPr>
+                    <m:sty m:val="p"/>
+                  </m:rPr>
+                  <m:t>∼</m:t>
+                </m:r>
+              </m:lim>
+            </m:limLow>
           </m:e>
         </m:d>
         <m:r>
@@ -22548,16 +23563,21 @@
       <m:oMath>
         <m:sSub>
           <m:e>
-            <m:acc>
-              <m:accPr>
-                <m:chr m:val="̃"/>
-              </m:accPr>
+            <m:limLow>
               <m:e>
                 <m:r>
                   <m:t>e</m:t>
                 </m:r>
               </m:e>
-            </m:acc>
+              <m:lim>
+                <m:r>
+                  <m:rPr>
+                    <m:sty m:val="p"/>
+                  </m:rPr>
+                  <m:t>∼</m:t>
+                </m:r>
+              </m:lim>
+            </m:limLow>
           </m:e>
           <m:sub>
             <m:r>
@@ -22585,16 +23605,21 @@
         </m:r>
         <m:sSub>
           <m:e>
-            <m:acc>
-              <m:accPr>
-                <m:chr m:val="̃"/>
-              </m:accPr>
+            <m:limLow>
               <m:e>
                 <m:r>
                   <m:t>e</m:t>
                 </m:r>
               </m:e>
-            </m:acc>
+              <m:lim>
+                <m:r>
+                  <m:rPr>
+                    <m:sty m:val="p"/>
+                  </m:rPr>
+                  <m:t>∼</m:t>
+                </m:r>
+              </m:lim>
+            </m:limLow>
           </m:e>
           <m:sub>
             <m:r>
@@ -22650,16 +23675,21 @@
         </m:sSub>
         <m:sSub>
           <m:e>
-            <m:acc>
-              <m:accPr>
-                <m:chr m:val="̃"/>
-              </m:accPr>
+            <m:limLow>
               <m:e>
                 <m:r>
                   <m:t>e</m:t>
                 </m:r>
               </m:e>
-            </m:acc>
+              <m:lim>
+                <m:r>
+                  <m:rPr>
+                    <m:sty m:val="p"/>
+                  </m:rPr>
+                  <m:t>∼</m:t>
+                </m:r>
+              </m:lim>
+            </m:limLow>
           </m:e>
           <m:sub>
             <m:r>
@@ -22699,16 +23729,21 @@
         </m:sSub>
         <m:sSub>
           <m:e>
-            <m:acc>
-              <m:accPr>
-                <m:chr m:val="̃"/>
-              </m:accPr>
+            <m:limLow>
               <m:e>
                 <m:r>
                   <m:t>e</m:t>
                 </m:r>
               </m:e>
-            </m:acc>
+              <m:lim>
+                <m:r>
+                  <m:rPr>
+                    <m:sty m:val="p"/>
+                  </m:rPr>
+                  <m:t>∼</m:t>
+                </m:r>
+              </m:lim>
+            </m:limLow>
           </m:e>
           <m:sub>
             <m:r>
@@ -22792,16 +23827,21 @@
       <m:oMath>
         <m:sSub>
           <m:e>
-            <m:acc>
-              <m:accPr>
-                <m:chr m:val="̃"/>
-              </m:accPr>
+            <m:limLow>
               <m:e>
                 <m:r>
                   <m:t>0</m:t>
                 </m:r>
               </m:e>
-            </m:acc>
+              <m:lim>
+                <m:r>
+                  <m:rPr>
+                    <m:sty m:val="p"/>
+                  </m:rPr>
+                  <m:t>∼</m:t>
+                </m:r>
+              </m:lim>
+            </m:limLow>
           </m:e>
           <m:sub>
             <m:r>
@@ -22885,16 +23925,21 @@
         <w:t xml:space="preserve"> </w:t>
       </w:r>
       <m:oMath>
-        <m:acc>
-          <m:accPr>
-            <m:chr m:val="̃"/>
-          </m:accPr>
+        <m:limLow>
           <m:e>
             <m:r>
               <m:t>x</m:t>
             </m:r>
           </m:e>
-        </m:acc>
+          <m:lim>
+            <m:r>
+              <m:rPr>
+                <m:sty m:val="p"/>
+              </m:rPr>
+              <m:t>∼</m:t>
+            </m:r>
+          </m:lim>
+        </m:limLow>
         <m:r>
           <m:rPr>
             <m:sty m:val="p"/>
@@ -22915,16 +23960,21 @@
         </m:sSub>
         <m:sSub>
           <m:e>
-            <m:acc>
-              <m:accPr>
-                <m:chr m:val="̃"/>
-              </m:accPr>
+            <m:limLow>
               <m:e>
                 <m:r>
                   <m:t>e</m:t>
                 </m:r>
               </m:e>
-            </m:acc>
+              <m:lim>
+                <m:r>
+                  <m:rPr>
+                    <m:sty m:val="p"/>
+                  </m:rPr>
+                  <m:t>∼</m:t>
+                </m:r>
+              </m:lim>
+            </m:limLow>
           </m:e>
           <m:sub>
             <m:r>
@@ -22964,16 +24014,21 @@
         </m:sSub>
         <m:sSub>
           <m:e>
-            <m:acc>
-              <m:accPr>
-                <m:chr m:val="̃"/>
-              </m:accPr>
+            <m:limLow>
               <m:e>
                 <m:r>
                   <m:t>e</m:t>
                 </m:r>
               </m:e>
-            </m:acc>
+              <m:lim>
+                <m:r>
+                  <m:rPr>
+                    <m:sty m:val="p"/>
+                  </m:rPr>
+                  <m:t>∼</m:t>
+                </m:r>
+              </m:lim>
+            </m:limLow>
           </m:e>
           <m:sub>
             <m:r>
@@ -23247,16 +24302,21 @@
       <m:oMath>
         <m:sSub>
           <m:e>
-            <m:acc>
-              <m:accPr>
-                <m:chr m:val="̃"/>
-              </m:accPr>
+            <m:limLow>
               <m:e>
                 <m:r>
                   <m:t>v</m:t>
                 </m:r>
               </m:e>
-            </m:acc>
+              <m:lim>
+                <m:r>
+                  <m:rPr>
+                    <m:sty m:val="p"/>
+                  </m:rPr>
+                  <m:t>∼</m:t>
+                </m:r>
+              </m:lim>
+            </m:limLow>
           </m:e>
           <m:sub>
             <m:r>
@@ -23284,16 +24344,21 @@
         </m:r>
         <m:sSub>
           <m:e>
-            <m:acc>
-              <m:accPr>
-                <m:chr m:val="̃"/>
-              </m:accPr>
+            <m:limLow>
               <m:e>
                 <m:r>
                   <m:t>v</m:t>
                 </m:r>
               </m:e>
-            </m:acc>
+              <m:lim>
+                <m:r>
+                  <m:rPr>
+                    <m:sty m:val="p"/>
+                  </m:rPr>
+                  <m:t>∼</m:t>
+                </m:r>
+              </m:lim>
+            </m:limLow>
           </m:e>
           <m:sub>
             <m:r>
@@ -23335,16 +24400,21 @@
         <w:t xml:space="preserve"> </w:t>
       </w:r>
       <m:oMath>
-        <m:acc>
-          <m:accPr>
-            <m:chr m:val="̃"/>
-          </m:accPr>
+        <m:limLow>
           <m:e>
             <m:r>
               <m:t>w</m:t>
             </m:r>
           </m:e>
-        </m:acc>
+          <m:lim>
+            <m:r>
+              <m:rPr>
+                <m:sty m:val="p"/>
+              </m:rPr>
+              <m:t>∼</m:t>
+            </m:r>
+          </m:lim>
+        </m:limLow>
       </m:oMath>
       <w:r>
         <w:t xml:space="preserve"> </w:t>
@@ -23375,16 +24445,21 @@
           <m:e>
             <m:sSub>
               <m:e>
-                <m:acc>
-                  <m:accPr>
-                    <m:chr m:val="̃"/>
-                  </m:accPr>
+                <m:limLow>
                   <m:e>
                     <m:r>
                       <m:t>v</m:t>
                     </m:r>
                   </m:e>
-                </m:acc>
+                  <m:lim>
+                    <m:r>
+                      <m:rPr>
+                        <m:sty m:val="p"/>
+                      </m:rPr>
+                      <m:t>∼</m:t>
+                    </m:r>
+                  </m:lim>
+                </m:limLow>
               </m:e>
               <m:sub>
                 <m:r>
@@ -23412,16 +24487,21 @@
             </m:r>
             <m:sSub>
               <m:e>
-                <m:acc>
-                  <m:accPr>
-                    <m:chr m:val="̃"/>
-                  </m:accPr>
+                <m:limLow>
                   <m:e>
                     <m:r>
                       <m:t>v</m:t>
                     </m:r>
                   </m:e>
-                </m:acc>
+                  <m:lim>
+                    <m:r>
+                      <m:rPr>
+                        <m:sty m:val="p"/>
+                      </m:rPr>
+                      <m:t>∼</m:t>
+                    </m:r>
+                  </m:lim>
+                </m:limLow>
               </m:e>
               <m:sub>
                 <m:r>
@@ -23464,16 +24544,21 @@
       <m:oMath>
         <m:sSub>
           <m:e>
-            <m:acc>
-              <m:accPr>
-                <m:chr m:val="̃"/>
-              </m:accPr>
+            <m:limLow>
               <m:e>
                 <m:r>
                   <m:t>v</m:t>
                 </m:r>
               </m:e>
-            </m:acc>
+              <m:lim>
+                <m:r>
+                  <m:rPr>
+                    <m:sty m:val="p"/>
+                  </m:rPr>
+                  <m:t>∼</m:t>
+                </m:r>
+              </m:lim>
+            </m:limLow>
           </m:e>
           <m:sub>
             <m:r>
@@ -23501,16 +24586,21 @@
         </m:r>
         <m:sSub>
           <m:e>
-            <m:acc>
-              <m:accPr>
-                <m:chr m:val="̃"/>
-              </m:accPr>
+            <m:limLow>
               <m:e>
                 <m:r>
                   <m:t>v</m:t>
                 </m:r>
               </m:e>
-            </m:acc>
+              <m:lim>
+                <m:r>
+                  <m:rPr>
+                    <m:sty m:val="p"/>
+                  </m:rPr>
+                  <m:t>∼</m:t>
+                </m:r>
+              </m:lim>
+            </m:limLow>
           </m:e>
           <m:sub>
             <m:r>
@@ -23524,16 +24614,21 @@
           </m:rPr>
           <m:t>,</m:t>
         </m:r>
-        <m:acc>
-          <m:accPr>
-            <m:chr m:val="̃"/>
-          </m:accPr>
+        <m:limLow>
           <m:e>
             <m:r>
               <m:t>w</m:t>
             </m:r>
           </m:e>
-        </m:acc>
+          <m:lim>
+            <m:r>
+              <m:rPr>
+                <m:sty m:val="p"/>
+              </m:rPr>
+              <m:t>∼</m:t>
+            </m:r>
+          </m:lim>
+        </m:limLow>
       </m:oMath>
       <w:r>
         <w:t xml:space="preserve"> </w:t>
@@ -23578,16 +24673,21 @@
         </m:sSub>
         <m:sSub>
           <m:e>
-            <m:acc>
-              <m:accPr>
-                <m:chr m:val="̃"/>
-              </m:accPr>
+            <m:limLow>
               <m:e>
                 <m:r>
                   <m:t>v</m:t>
                 </m:r>
               </m:e>
-            </m:acc>
+              <m:lim>
+                <m:r>
+                  <m:rPr>
+                    <m:sty m:val="p"/>
+                  </m:rPr>
+                  <m:t>∼</m:t>
+                </m:r>
+              </m:lim>
+            </m:limLow>
           </m:e>
           <m:sub>
             <m:r>
@@ -23627,16 +24727,21 @@
         </m:sSub>
         <m:sSub>
           <m:e>
-            <m:acc>
-              <m:accPr>
-                <m:chr m:val="̃"/>
-              </m:accPr>
+            <m:limLow>
               <m:e>
                 <m:r>
                   <m:t>v</m:t>
                 </m:r>
               </m:e>
-            </m:acc>
+              <m:lim>
+                <m:r>
+                  <m:rPr>
+                    <m:sty m:val="p"/>
+                  </m:rPr>
+                  <m:t>∼</m:t>
+                </m:r>
+              </m:lim>
+            </m:limLow>
           </m:e>
           <m:sub>
             <m:r>
@@ -23656,32 +24761,42 @@
         <m:r>
           <m:t> </m:t>
         </m:r>
-        <m:acc>
-          <m:accPr>
-            <m:chr m:val="̃"/>
-          </m:accPr>
+        <m:limLow>
           <m:e>
             <m:r>
               <m:t>w</m:t>
             </m:r>
           </m:e>
-        </m:acc>
+          <m:lim>
+            <m:r>
+              <m:rPr>
+                <m:sty m:val="p"/>
+              </m:rPr>
+              <m:t>∼</m:t>
+            </m:r>
+          </m:lim>
+        </m:limLow>
         <m:r>
           <m:rPr>
             <m:sty m:val="p"/>
           </m:rPr>
           <m:t>=</m:t>
         </m:r>
-        <m:acc>
-          <m:accPr>
-            <m:chr m:val="̃"/>
-          </m:accPr>
+        <m:limLow>
           <m:e>
             <m:r>
               <m:t>0</m:t>
             </m:r>
           </m:e>
-        </m:acc>
+          <m:lim>
+            <m:r>
+              <m:rPr>
+                <m:sty m:val="p"/>
+              </m:rPr>
+              <m:t>∼</m:t>
+            </m:r>
+          </m:lim>
+        </m:limLow>
       </m:oMath>
       <w:r>
         <w:t xml:space="preserve">.</w:t>
@@ -23781,16 +24896,21 @@
         <m:oMath>
           <m:eqArr>
             <m:e>
-              <m:acc>
-                <m:accPr>
-                  <m:chr m:val="̃"/>
-                </m:accPr>
+              <m:limLow>
                 <m:e>
                   <m:r>
                     <m:t>w</m:t>
                   </m:r>
                 </m:e>
-              </m:acc>
+                <m:lim>
+                  <m:r>
+                    <m:rPr>
+                      <m:sty m:val="p"/>
+                    </m:rPr>
+                    <m:t>∼</m:t>
+                  </m:r>
+                </m:lim>
+              </m:limLow>
               <m:r>
                 <m:t>&amp;</m:t>
               </m:r>
@@ -23835,16 +24955,21 @@
                   <m:r>
                     <m:t> </m:t>
                   </m:r>
-                  <m:acc>
-                    <m:accPr>
-                      <m:chr m:val="̃"/>
-                    </m:accPr>
+                  <m:limLow>
                     <m:e>
                       <m:r>
                         <m:t>w</m:t>
                       </m:r>
                     </m:e>
-                  </m:acc>
+                    <m:lim>
+                      <m:r>
+                        <m:rPr>
+                          <m:sty m:val="p"/>
+                        </m:rPr>
+                        <m:t>∼</m:t>
+                      </m:r>
+                    </m:lim>
+                  </m:limLow>
                 </m:e>
               </m:d>
               <m:r>
@@ -23942,16 +25067,21 @@
                   </m:sSub>
                   <m:sSub>
                     <m:e>
-                      <m:acc>
-                        <m:accPr>
-                          <m:chr m:val="̃"/>
-                        </m:accPr>
+                      <m:limLow>
                         <m:e>
                           <m:r>
                             <m:t>v</m:t>
                           </m:r>
                         </m:e>
-                      </m:acc>
+                        <m:lim>
+                          <m:r>
+                            <m:rPr>
+                              <m:sty m:val="p"/>
+                            </m:rPr>
+                            <m:t>∼</m:t>
+                          </m:r>
+                        </m:lim>
+                      </m:limLow>
                     </m:e>
                     <m:sub>
                       <m:r>
@@ -23991,16 +25121,21 @@
                   </m:sSub>
                   <m:sSub>
                     <m:e>
-                      <m:acc>
-                        <m:accPr>
-                          <m:chr m:val="̃"/>
-                        </m:accPr>
+                      <m:limLow>
                         <m:e>
                           <m:r>
                             <m:t>v</m:t>
                           </m:r>
                         </m:e>
-                      </m:acc>
+                        <m:lim>
+                          <m:r>
+                            <m:rPr>
+                              <m:sty m:val="p"/>
+                            </m:rPr>
+                            <m:t>∼</m:t>
+                          </m:r>
+                        </m:lim>
+                      </m:limLow>
                     </m:e>
                     <m:sub>
                       <m:r>
@@ -24032,16 +25167,21 @@
               <m:r>
                 <m:t> </m:t>
               </m:r>
-              <m:acc>
-                <m:accPr>
-                  <m:chr m:val="̃"/>
-                </m:accPr>
+              <m:limLow>
                 <m:e>
                   <m:r>
                     <m:t>w</m:t>
                   </m:r>
                 </m:e>
-              </m:acc>
+                <m:lim>
+                  <m:r>
+                    <m:rPr>
+                      <m:sty m:val="p"/>
+                    </m:rPr>
+                    <m:t>∼</m:t>
+                  </m:r>
+                </m:lim>
+              </m:limLow>
               <m:r>
                 <m:rPr>
                   <m:nor/>
@@ -24111,16 +25251,21 @@
               </m:r>
               <m:sSub>
                 <m:e>
-                  <m:acc>
-                    <m:accPr>
-                      <m:chr m:val="̃"/>
-                    </m:accPr>
+                  <m:limLow>
                     <m:e>
                       <m:r>
                         <m:t>v</m:t>
                       </m:r>
                     </m:e>
-                  </m:acc>
+                    <m:lim>
+                      <m:r>
+                        <m:rPr>
+                          <m:sty m:val="p"/>
+                        </m:rPr>
+                        <m:t>∼</m:t>
+                      </m:r>
+                    </m:lim>
+                  </m:limLow>
                 </m:e>
                 <m:sub>
                   <m:r>
@@ -24197,16 +25342,21 @@
               </m:r>
               <m:sSub>
                 <m:e>
-                  <m:acc>
-                    <m:accPr>
-                      <m:chr m:val="̃"/>
-                    </m:accPr>
+                  <m:limLow>
                     <m:e>
                       <m:r>
                         <m:t>v</m:t>
                       </m:r>
                     </m:e>
-                  </m:acc>
+                    <m:lim>
+                      <m:r>
+                        <m:rPr>
+                          <m:sty m:val="p"/>
+                        </m:rPr>
+                        <m:t>∼</m:t>
+                      </m:r>
+                    </m:lim>
+                  </m:limLow>
                 </m:e>
                 <m:sub>
                   <m:r>
@@ -24271,16 +25421,21 @@
         <w:t xml:space="preserve"> </w:t>
       </w:r>
       <m:oMath>
-        <m:acc>
-          <m:accPr>
-            <m:chr m:val="̃"/>
-          </m:accPr>
+        <m:limLow>
           <m:e>
             <m:r>
               <m:t>w</m:t>
             </m:r>
           </m:e>
-        </m:acc>
+          <m:lim>
+            <m:r>
+              <m:rPr>
+                <m:sty m:val="p"/>
+              </m:rPr>
+              <m:t>∼</m:t>
+            </m:r>
+          </m:lim>
+        </m:limLow>
       </m:oMath>
       <w:r>
         <w:t xml:space="preserve"> </w:t>
@@ -24311,16 +25466,21 @@
           <m:e>
             <m:sSub>
               <m:e>
-                <m:acc>
-                  <m:accPr>
-                    <m:chr m:val="̃"/>
-                  </m:accPr>
+                <m:limLow>
                   <m:e>
                     <m:r>
                       <m:t>v</m:t>
                     </m:r>
                   </m:e>
-                </m:acc>
+                  <m:lim>
+                    <m:r>
+                      <m:rPr>
+                        <m:sty m:val="p"/>
+                      </m:rPr>
+                      <m:t>∼</m:t>
+                    </m:r>
+                  </m:lim>
+                </m:limLow>
               </m:e>
               <m:sub>
                 <m:r>
@@ -24348,16 +25508,21 @@
             </m:r>
             <m:sSub>
               <m:e>
-                <m:acc>
-                  <m:accPr>
-                    <m:chr m:val="̃"/>
-                  </m:accPr>
+                <m:limLow>
                   <m:e>
                     <m:r>
                       <m:t>v</m:t>
                     </m:r>
                   </m:e>
-                </m:acc>
+                  <m:lim>
+                    <m:r>
+                      <m:rPr>
+                        <m:sty m:val="p"/>
+                      </m:rPr>
+                      <m:t>∼</m:t>
+                    </m:r>
+                  </m:lim>
+                </m:limLow>
               </m:e>
               <m:sub>
                 <m:r>
@@ -24455,16 +25620,21 @@
         </m:sSub>
         <m:sSub>
           <m:e>
-            <m:acc>
-              <m:accPr>
-                <m:chr m:val="̃"/>
-              </m:accPr>
+            <m:limLow>
               <m:e>
                 <m:r>
                   <m:t>v</m:t>
                 </m:r>
               </m:e>
-            </m:acc>
+              <m:lim>
+                <m:r>
+                  <m:rPr>
+                    <m:sty m:val="p"/>
+                  </m:rPr>
+                  <m:t>∼</m:t>
+                </m:r>
+              </m:lim>
+            </m:limLow>
           </m:e>
           <m:sub>
             <m:r>
@@ -24504,16 +25674,21 @@
         </m:sSub>
         <m:sSub>
           <m:e>
-            <m:acc>
-              <m:accPr>
-                <m:chr m:val="̃"/>
-              </m:accPr>
+            <m:limLow>
               <m:e>
                 <m:r>
                   <m:t>v</m:t>
                 </m:r>
               </m:e>
-            </m:acc>
+              <m:lim>
+                <m:r>
+                  <m:rPr>
+                    <m:sty m:val="p"/>
+                  </m:rPr>
+                  <m:t>∼</m:t>
+                </m:r>
+              </m:lim>
+            </m:limLow>
           </m:e>
           <m:sub>
             <m:r>
@@ -24527,16 +25702,21 @@
           </m:rPr>
           <m:t>=</m:t>
         </m:r>
-        <m:acc>
-          <m:accPr>
-            <m:chr m:val="̃"/>
-          </m:accPr>
+        <m:limLow>
           <m:e>
             <m:r>
               <m:t>0</m:t>
             </m:r>
           </m:e>
-        </m:acc>
+          <m:lim>
+            <m:r>
+              <m:rPr>
+                <m:sty m:val="p"/>
+              </m:rPr>
+              <m:t>∼</m:t>
+            </m:r>
+          </m:lim>
+        </m:limLow>
       </m:oMath>
       <w:r>
         <w:t xml:space="preserve">,</w:t>
@@ -24588,16 +25768,21 @@
       <m:oMath>
         <m:sSub>
           <m:e>
-            <m:acc>
-              <m:accPr>
-                <m:chr m:val="̃"/>
-              </m:accPr>
+            <m:limLow>
               <m:e>
                 <m:r>
                   <m:t>v</m:t>
                 </m:r>
               </m:e>
-            </m:acc>
+              <m:lim>
+                <m:r>
+                  <m:rPr>
+                    <m:sty m:val="p"/>
+                  </m:rPr>
+                  <m:t>∼</m:t>
+                </m:r>
+              </m:lim>
+            </m:limLow>
           </m:e>
           <m:sub>
             <m:r>
@@ -24625,16 +25810,21 @@
         </m:r>
         <m:sSub>
           <m:e>
-            <m:acc>
-              <m:accPr>
-                <m:chr m:val="̃"/>
-              </m:accPr>
+            <m:limLow>
               <m:e>
                 <m:r>
                   <m:t>v</m:t>
                 </m:r>
               </m:e>
-            </m:acc>
+              <m:lim>
+                <m:r>
+                  <m:rPr>
+                    <m:sty m:val="p"/>
+                  </m:rPr>
+                  <m:t>∼</m:t>
+                </m:r>
+              </m:lim>
+            </m:limLow>
           </m:e>
           <m:sub>
             <m:r>
@@ -25315,16 +26505,21 @@
           </m:rPr>
           <m:t>=</m:t>
         </m:r>
-        <m:acc>
-          <m:accPr>
-            <m:chr m:val="̃"/>
-          </m:accPr>
+        <m:limLow>
           <m:e>
             <m:r>
               <m:t>0</m:t>
             </m:r>
           </m:e>
-        </m:acc>
+          <m:lim>
+            <m:r>
+              <m:rPr>
+                <m:sty m:val="p"/>
+              </m:rPr>
+              <m:t>∼</m:t>
+            </m:r>
+          </m:lim>
+        </m:limLow>
       </m:oMath>
       <w:r>
         <w:t xml:space="preserve">.</w:t>
@@ -25417,16 +26612,21 @@
       <m:oMath>
         <m:sSub>
           <m:e>
-            <m:acc>
-              <m:accPr>
-                <m:chr m:val="̃"/>
-              </m:accPr>
+            <m:limLow>
               <m:e>
                 <m:r>
                   <m:t>v</m:t>
                 </m:r>
               </m:e>
-            </m:acc>
+              <m:lim>
+                <m:r>
+                  <m:rPr>
+                    <m:sty m:val="p"/>
+                  </m:rPr>
+                  <m:t>∼</m:t>
+                </m:r>
+              </m:lim>
+            </m:limLow>
           </m:e>
           <m:sub>
             <m:r>
@@ -25454,16 +26654,21 @@
         </m:r>
         <m:sSub>
           <m:e>
-            <m:acc>
-              <m:accPr>
-                <m:chr m:val="̃"/>
-              </m:accPr>
+            <m:limLow>
               <m:e>
                 <m:r>
                   <m:t>v</m:t>
                 </m:r>
               </m:e>
-            </m:acc>
+              <m:lim>
+                <m:r>
+                  <m:rPr>
+                    <m:sty m:val="p"/>
+                  </m:rPr>
+                  <m:t>∼</m:t>
+                </m:r>
+              </m:lim>
+            </m:limLow>
           </m:e>
           <m:sub>
             <m:r>
@@ -25638,16 +26843,21 @@
         <w:t xml:space="preserve"> </w:t>
       </w:r>
       <m:oMath>
-        <m:acc>
-          <m:accPr>
-            <m:chr m:val="̃"/>
-          </m:accPr>
+        <m:limLow>
           <m:e>
             <m:r>
               <m:t>w</m:t>
             </m:r>
           </m:e>
-        </m:acc>
+          <m:lim>
+            <m:r>
+              <m:rPr>
+                <m:sty m:val="p"/>
+              </m:rPr>
+              <m:t>∼</m:t>
+            </m:r>
+          </m:lim>
+        </m:limLow>
         <m:r>
           <m:rPr>
             <m:sty m:val="p"/>
@@ -25678,16 +26888,21 @@
         <w:t xml:space="preserve"> </w:t>
       </w:r>
       <m:oMath>
-        <m:acc>
-          <m:accPr>
-            <m:chr m:val="̃"/>
-          </m:accPr>
+        <m:limLow>
           <m:e>
             <m:r>
               <m:t>w</m:t>
             </m:r>
           </m:e>
-        </m:acc>
+          <m:lim>
+            <m:r>
+              <m:rPr>
+                <m:sty m:val="p"/>
+              </m:rPr>
+              <m:t>∼</m:t>
+            </m:r>
+          </m:lim>
+        </m:limLow>
       </m:oMath>
       <w:r>
         <w:t xml:space="preserve"> </w:t>
@@ -25857,16 +27072,21 @@
             <m:grow/>
           </m:dPr>
           <m:e>
-            <m:acc>
-              <m:accPr>
-                <m:chr m:val="̃"/>
-              </m:accPr>
+            <m:limLow>
               <m:e>
                 <m:r>
                   <m:t>0</m:t>
                 </m:r>
               </m:e>
-            </m:acc>
+              <m:lim>
+                <m:r>
+                  <m:rPr>
+                    <m:sty m:val="p"/>
+                  </m:rPr>
+                  <m:t>∼</m:t>
+                </m:r>
+              </m:lim>
+            </m:limLow>
           </m:e>
         </m:d>
         <m:r>
@@ -25927,16 +27147,21 @@
             <m:grow/>
           </m:dPr>
           <m:e>
-            <m:acc>
-              <m:accPr>
-                <m:chr m:val="̃"/>
-              </m:accPr>
+            <m:limLow>
               <m:e>
                 <m:r>
                   <m:t>0</m:t>
                 </m:r>
               </m:e>
-            </m:acc>
+              <m:lim>
+                <m:r>
+                  <m:rPr>
+                    <m:sty m:val="p"/>
+                  </m:rPr>
+                  <m:t>∼</m:t>
+                </m:r>
+              </m:lim>
+            </m:limLow>
           </m:e>
         </m:d>
         <m:r>
@@ -27251,16 +28476,21 @@
             <m:grow/>
           </m:dPr>
           <m:e>
-            <m:acc>
-              <m:accPr>
-                <m:chr m:val="̃"/>
-              </m:accPr>
+            <m:limLow>
               <m:e>
                 <m:r>
                   <m:t>0</m:t>
                 </m:r>
               </m:e>
-            </m:acc>
+              <m:lim>
+                <m:r>
+                  <m:rPr>
+                    <m:sty m:val="p"/>
+                  </m:rPr>
+                  <m:t>∼</m:t>
+                </m:r>
+              </m:lim>
+            </m:limLow>
           </m:e>
         </m:d>
         <m:r>
@@ -27298,16 +28528,21 @@
         <w:t xml:space="preserve"> </w:t>
       </w:r>
       <m:oMath>
-        <m:acc>
-          <m:accPr>
-            <m:chr m:val="̃"/>
-          </m:accPr>
+        <m:limLow>
           <m:e>
             <m:r>
               <m:t>0</m:t>
             </m:r>
           </m:e>
-        </m:acc>
+          <m:lim>
+            <m:r>
+              <m:rPr>
+                <m:sty m:val="p"/>
+              </m:rPr>
+              <m:t>∼</m:t>
+            </m:r>
+          </m:lim>
+        </m:limLow>
       </m:oMath>
       <w:r>
         <w:t xml:space="preserve">,</w:t>
@@ -27331,32 +28566,42 @@
           </m:rPr>
           <m:t>⋅</m:t>
         </m:r>
-        <m:acc>
-          <m:accPr>
-            <m:chr m:val="̃"/>
-          </m:accPr>
+        <m:limLow>
           <m:e>
             <m:r>
               <m:t>0</m:t>
             </m:r>
           </m:e>
-        </m:acc>
+          <m:lim>
+            <m:r>
+              <m:rPr>
+                <m:sty m:val="p"/>
+              </m:rPr>
+              <m:t>∼</m:t>
+            </m:r>
+          </m:lim>
+        </m:limLow>
         <m:r>
           <m:rPr>
             <m:sty m:val="p"/>
           </m:rPr>
           <m:t>=</m:t>
         </m:r>
-        <m:acc>
-          <m:accPr>
-            <m:chr m:val="̃"/>
-          </m:accPr>
+        <m:limLow>
           <m:e>
             <m:r>
               <m:t>0</m:t>
             </m:r>
           </m:e>
-        </m:acc>
+          <m:lim>
+            <m:r>
+              <m:rPr>
+                <m:sty m:val="p"/>
+              </m:rPr>
+              <m:t>∼</m:t>
+            </m:r>
+          </m:lim>
+        </m:limLow>
       </m:oMath>
       <w:r>
         <w:t xml:space="preserve"> </w:t>
@@ -27431,16 +28676,21 @@
       <m:oMath>
         <m:sSub>
           <m:e>
-            <m:acc>
-              <m:accPr>
-                <m:chr m:val="̃"/>
-              </m:accPr>
+            <m:limLow>
               <m:e>
                 <m:r>
                   <m:t>a</m:t>
                 </m:r>
               </m:e>
-            </m:acc>
+              <m:lim>
+                <m:r>
+                  <m:rPr>
+                    <m:sty m:val="p"/>
+                  </m:rPr>
+                  <m:t>∼</m:t>
+                </m:r>
+              </m:lim>
+            </m:limLow>
           </m:e>
           <m:sub>
             <m:r>
@@ -27468,16 +28718,21 @@
         </m:r>
         <m:sSub>
           <m:e>
-            <m:acc>
-              <m:accPr>
-                <m:chr m:val="̃"/>
-              </m:accPr>
+            <m:limLow>
               <m:e>
                 <m:r>
                   <m:t>a</m:t>
                 </m:r>
               </m:e>
-            </m:acc>
+              <m:lim>
+                <m:r>
+                  <m:rPr>
+                    <m:sty m:val="p"/>
+                  </m:rPr>
+                  <m:t>∼</m:t>
+                </m:r>
+              </m:lim>
+            </m:limLow>
           </m:e>
           <m:sub>
             <m:r>
@@ -27519,16 +28774,21 @@
       <m:oMath>
         <m:sSub>
           <m:e>
-            <m:acc>
-              <m:accPr>
-                <m:chr m:val="̃"/>
-              </m:accPr>
+            <m:limLow>
               <m:e>
                 <m:r>
                   <m:t>u</m:t>
                 </m:r>
               </m:e>
-            </m:acc>
+              <m:lim>
+                <m:r>
+                  <m:rPr>
+                    <m:sty m:val="p"/>
+                  </m:rPr>
+                  <m:t>∼</m:t>
+                </m:r>
+              </m:lim>
+            </m:limLow>
           </m:e>
           <m:sub>
             <m:r>
@@ -27556,16 +28816,21 @@
         </m:r>
         <m:sSub>
           <m:e>
-            <m:acc>
-              <m:accPr>
-                <m:chr m:val="̃"/>
-              </m:accPr>
+            <m:limLow>
               <m:e>
                 <m:r>
                   <m:t>u</m:t>
                 </m:r>
               </m:e>
-            </m:acc>
+              <m:lim>
+                <m:r>
+                  <m:rPr>
+                    <m:sty m:val="p"/>
+                  </m:rPr>
+                  <m:t>∼</m:t>
+                </m:r>
+              </m:lim>
+            </m:limLow>
           </m:e>
           <m:sub>
             <m:r>
@@ -27605,16 +28870,21 @@
       <m:oMath>
         <m:sSub>
           <m:e>
-            <m:acc>
-              <m:accPr>
-                <m:chr m:val="̃"/>
-              </m:accPr>
+            <m:limLow>
               <m:e>
                 <m:r>
                   <m:t>u</m:t>
                 </m:r>
               </m:e>
-            </m:acc>
+              <m:lim>
+                <m:r>
+                  <m:rPr>
+                    <m:sty m:val="p"/>
+                  </m:rPr>
+                  <m:t>∼</m:t>
+                </m:r>
+              </m:lim>
+            </m:limLow>
           </m:e>
           <m:sub>
             <m:r>
@@ -27656,16 +28926,21 @@
       <m:oMath>
         <m:sSub>
           <m:e>
-            <m:acc>
-              <m:accPr>
-                <m:chr m:val="̃"/>
-              </m:accPr>
+            <m:limLow>
               <m:e>
                 <m:r>
                   <m:t>u</m:t>
                 </m:r>
               </m:e>
-            </m:acc>
+              <m:lim>
+                <m:r>
+                  <m:rPr>
+                    <m:sty m:val="p"/>
+                  </m:rPr>
+                  <m:t>∼</m:t>
+                </m:r>
+              </m:lim>
+            </m:limLow>
           </m:e>
           <m:sub>
             <m:r>
@@ -27696,16 +28971,21 @@
         </m:sSub>
         <m:sSub>
           <m:e>
-            <m:acc>
-              <m:accPr>
-                <m:chr m:val="̃"/>
-              </m:accPr>
+            <m:limLow>
               <m:e>
                 <m:r>
                   <m:t>a</m:t>
                 </m:r>
               </m:e>
-            </m:acc>
+              <m:lim>
+                <m:r>
+                  <m:rPr>
+                    <m:sty m:val="p"/>
+                  </m:rPr>
+                  <m:t>∼</m:t>
+                </m:r>
+              </m:lim>
+            </m:limLow>
           </m:e>
           <m:sub>
             <m:r>
@@ -27748,16 +29028,21 @@
         </m:sSub>
         <m:sSub>
           <m:e>
-            <m:acc>
-              <m:accPr>
-                <m:chr m:val="̃"/>
-              </m:accPr>
+            <m:limLow>
               <m:e>
                 <m:r>
                   <m:t>a</m:t>
                 </m:r>
               </m:e>
-            </m:acc>
+              <m:lim>
+                <m:r>
+                  <m:rPr>
+                    <m:sty m:val="p"/>
+                  </m:rPr>
+                  <m:t>∼</m:t>
+                </m:r>
+              </m:lim>
+            </m:limLow>
           </m:e>
           <m:sub>
             <m:r>
@@ -27778,16 +29063,21 @@
       <m:oMath>
         <m:sSub>
           <m:e>
-            <m:acc>
-              <m:accPr>
-                <m:chr m:val="̃"/>
-              </m:accPr>
+            <m:limLow>
               <m:e>
                 <m:r>
                   <m:t>c</m:t>
                 </m:r>
               </m:e>
-            </m:acc>
+              <m:lim>
+                <m:r>
+                  <m:rPr>
+                    <m:sty m:val="p"/>
+                  </m:rPr>
+                  <m:t>∼</m:t>
+                </m:r>
+              </m:lim>
+            </m:limLow>
           </m:e>
           <m:sub>
             <m:r>
@@ -27925,16 +29215,21 @@
       <m:oMath>
         <m:sSub>
           <m:e>
-            <m:acc>
-              <m:accPr>
-                <m:chr m:val="̃"/>
-              </m:accPr>
+            <m:limLow>
               <m:e>
                 <m:r>
                   <m:t>c</m:t>
                 </m:r>
               </m:e>
-            </m:acc>
+              <m:lim>
+                <m:r>
+                  <m:rPr>
+                    <m:sty m:val="p"/>
+                  </m:rPr>
+                  <m:t>∼</m:t>
+                </m:r>
+              </m:lim>
+            </m:limLow>
           </m:e>
           <m:sub>
             <m:r>
@@ -27962,16 +29257,21 @@
         </m:r>
         <m:sSub>
           <m:e>
-            <m:acc>
-              <m:accPr>
-                <m:chr m:val="̃"/>
-              </m:accPr>
+            <m:limLow>
               <m:e>
                 <m:r>
                   <m:t>c</m:t>
                 </m:r>
               </m:e>
-            </m:acc>
+              <m:lim>
+                <m:r>
+                  <m:rPr>
+                    <m:sty m:val="p"/>
+                  </m:rPr>
+                  <m:t>∼</m:t>
+                </m:r>
+              </m:lim>
+            </m:limLow>
           </m:e>
           <m:sub>
             <m:r>
@@ -28113,16 +29413,21 @@
         </m:sSub>
         <m:sSub>
           <m:e>
-            <m:acc>
-              <m:accPr>
-                <m:chr m:val="̃"/>
-              </m:accPr>
+            <m:limLow>
               <m:e>
                 <m:r>
                   <m:t>c</m:t>
                 </m:r>
               </m:e>
-            </m:acc>
+              <m:lim>
+                <m:r>
+                  <m:rPr>
+                    <m:sty m:val="p"/>
+                  </m:rPr>
+                  <m:t>∼</m:t>
+                </m:r>
+              </m:lim>
+            </m:limLow>
           </m:e>
           <m:sub>
             <m:r>
@@ -28162,16 +29467,21 @@
         </m:sSub>
         <m:sSub>
           <m:e>
-            <m:acc>
-              <m:accPr>
-                <m:chr m:val="̃"/>
-              </m:accPr>
+            <m:limLow>
               <m:e>
                 <m:r>
                   <m:t>c</m:t>
                 </m:r>
               </m:e>
-            </m:acc>
+              <m:lim>
+                <m:r>
+                  <m:rPr>
+                    <m:sty m:val="p"/>
+                  </m:rPr>
+                  <m:t>∼</m:t>
+                </m:r>
+              </m:lim>
+            </m:limLow>
           </m:e>
           <m:sub>
             <m:r>
@@ -28187,16 +29497,21 @@
         </m:r>
         <m:sSub>
           <m:e>
-            <m:acc>
-              <m:accPr>
-                <m:chr m:val="̃"/>
-              </m:accPr>
+            <m:limLow>
               <m:e>
                 <m:r>
                   <m:t>0</m:t>
                 </m:r>
               </m:e>
-            </m:acc>
+              <m:lim>
+                <m:r>
+                  <m:rPr>
+                    <m:sty m:val="p"/>
+                  </m:rPr>
+                  <m:t>∼</m:t>
+                </m:r>
+              </m:lim>
+            </m:limLow>
           </m:e>
           <m:sub>
             <m:r>
@@ -28376,16 +29691,21 @@
               </m:nary>
               <m:sSub>
                 <m:e>
-                  <m:acc>
-                    <m:accPr>
-                      <m:chr m:val="̃"/>
-                    </m:accPr>
+                  <m:limLow>
                     <m:e>
                       <m:r>
                         <m:t>u</m:t>
                       </m:r>
                     </m:e>
-                  </m:acc>
+                    <m:lim>
+                      <m:r>
+                        <m:rPr>
+                          <m:sty m:val="p"/>
+                        </m:rPr>
+                        <m:t>∼</m:t>
+                      </m:r>
+                    </m:lim>
+                  </m:limLow>
                 </m:e>
                 <m:sub>
                   <m:r>
@@ -28489,16 +29809,21 @@
               </m:nary>
               <m:sSub>
                 <m:e>
-                  <m:acc>
-                    <m:accPr>
-                      <m:chr m:val="̃"/>
-                    </m:accPr>
+                  <m:limLow>
                     <m:e>
                       <m:r>
                         <m:t>a</m:t>
                       </m:r>
                     </m:e>
-                  </m:acc>
+                    <m:lim>
+                      <m:r>
+                        <m:rPr>
+                          <m:sty m:val="p"/>
+                        </m:rPr>
+                        <m:t>∼</m:t>
+                      </m:r>
+                    </m:lim>
+                  </m:limLow>
                 </m:e>
                 <m:sub>
                   <m:r>
@@ -28521,16 +29846,21 @@
               </m:r>
               <m:sSub>
                 <m:e>
-                  <m:acc>
-                    <m:accPr>
-                      <m:chr m:val="̃"/>
-                    </m:accPr>
+                  <m:limLow>
                     <m:e>
                       <m:r>
                         <m:t>u</m:t>
                       </m:r>
                     </m:e>
-                  </m:acc>
+                    <m:lim>
+                      <m:r>
+                        <m:rPr>
+                          <m:sty m:val="p"/>
+                        </m:rPr>
+                        <m:t>∼</m:t>
+                      </m:r>
+                    </m:lim>
+                  </m:limLow>
                 </m:e>
                 <m:sub>
                   <m:r>
@@ -28646,16 +29976,21 @@
               </m:r>
               <m:sSub>
                 <m:e>
-                  <m:acc>
-                    <m:accPr>
-                      <m:chr m:val="̃"/>
-                    </m:accPr>
+                  <m:limLow>
                     <m:e>
                       <m:r>
                         <m:t>a</m:t>
                       </m:r>
                     </m:e>
-                  </m:acc>
+                    <m:lim>
+                      <m:r>
+                        <m:rPr>
+                          <m:sty m:val="p"/>
+                        </m:rPr>
+                        <m:t>∼</m:t>
+                      </m:r>
+                    </m:lim>
+                  </m:limLow>
                 </m:e>
                 <m:sub>
                   <m:r>
@@ -28796,16 +30131,21 @@
               </m:r>
               <m:sSub>
                 <m:e>
-                  <m:acc>
-                    <m:accPr>
-                      <m:chr m:val="̃"/>
-                    </m:accPr>
+                  <m:limLow>
                     <m:e>
                       <m:r>
                         <m:t>a</m:t>
                       </m:r>
                     </m:e>
-                  </m:acc>
+                    <m:lim>
+                      <m:r>
+                        <m:rPr>
+                          <m:sty m:val="p"/>
+                        </m:rPr>
+                        <m:t>∼</m:t>
+                      </m:r>
+                    </m:lim>
+                  </m:limLow>
                 </m:e>
                 <m:sub>
                   <m:r>
@@ -28943,16 +30283,21 @@
               </m:r>
               <m:sSub>
                 <m:e>
-                  <m:acc>
-                    <m:accPr>
-                      <m:chr m:val="̃"/>
-                    </m:accPr>
+                  <m:limLow>
                     <m:e>
                       <m:r>
                         <m:t>a</m:t>
                       </m:r>
                     </m:e>
-                  </m:acc>
+                    <m:lim>
+                      <m:r>
+                        <m:rPr>
+                          <m:sty m:val="p"/>
+                        </m:rPr>
+                        <m:t>∼</m:t>
+                      </m:r>
+                    </m:lim>
+                  </m:limLow>
                 </m:e>
                 <m:sub>
                   <m:r>
@@ -28975,16 +30320,21 @@
               </m:r>
               <m:sSub>
                 <m:e>
-                  <m:acc>
-                    <m:accPr>
-                      <m:chr m:val="̃"/>
-                    </m:accPr>
+                  <m:limLow>
                     <m:e>
                       <m:r>
                         <m:t>a</m:t>
                       </m:r>
                     </m:e>
-                  </m:acc>
+                    <m:lim>
+                      <m:r>
+                        <m:rPr>
+                          <m:sty m:val="p"/>
+                        </m:rPr>
+                        <m:t>∼</m:t>
+                      </m:r>
+                    </m:lim>
+                  </m:limLow>
                 </m:e>
                 <m:sub>
                   <m:r>
@@ -29050,16 +30400,21 @@
               </m:r>
               <m:sSub>
                 <m:e>
-                  <m:acc>
-                    <m:accPr>
-                      <m:chr m:val="̃"/>
-                    </m:accPr>
+                  <m:limLow>
                     <m:e>
                       <m:r>
                         <m:t>a</m:t>
                       </m:r>
                     </m:e>
-                  </m:acc>
+                    <m:lim>
+                      <m:r>
+                        <m:rPr>
+                          <m:sty m:val="p"/>
+                        </m:rPr>
+                        <m:t>∼</m:t>
+                      </m:r>
+                    </m:lim>
+                  </m:limLow>
                 </m:e>
                 <m:sub>
                   <m:r>
@@ -29124,16 +30479,21 @@
               </m:nary>
               <m:sSub>
                 <m:e>
-                  <m:acc>
-                    <m:accPr>
-                      <m:chr m:val="̃"/>
-                    </m:accPr>
+                  <m:limLow>
                     <m:e>
                       <m:r>
                         <m:t>c</m:t>
                       </m:r>
                     </m:e>
-                  </m:acc>
+                    <m:lim>
+                      <m:r>
+                        <m:rPr>
+                          <m:sty m:val="p"/>
+                        </m:rPr>
+                        <m:t>∼</m:t>
+                      </m:r>
+                    </m:lim>
+                  </m:limLow>
                 </m:e>
                 <m:sub>
                   <m:r>
@@ -29149,16 +30509,21 @@
               </m:r>
               <m:sSub>
                 <m:e>
-                  <m:acc>
-                    <m:accPr>
-                      <m:chr m:val="̃"/>
-                    </m:accPr>
+                  <m:limLow>
                     <m:e>
                       <m:r>
                         <m:t>0</m:t>
                       </m:r>
                     </m:e>
-                  </m:acc>
+                    <m:lim>
+                      <m:r>
+                        <m:rPr>
+                          <m:sty m:val="p"/>
+                        </m:rPr>
+                        <m:t>∼</m:t>
+                      </m:r>
+                    </m:lim>
+                  </m:limLow>
                 </m:e>
                 <m:sub>
                   <m:r>
@@ -29186,16 +30551,21 @@
               </m:r>
               <m:sSub>
                 <m:e>
-                  <m:acc>
-                    <m:accPr>
-                      <m:chr m:val="̃"/>
-                    </m:accPr>
+                  <m:limLow>
                     <m:e>
                       <m:r>
                         <m:t>0</m:t>
                       </m:r>
                     </m:e>
-                  </m:acc>
+                    <m:lim>
+                      <m:r>
+                        <m:rPr>
+                          <m:sty m:val="p"/>
+                        </m:rPr>
+                        <m:t>∼</m:t>
+                      </m:r>
+                    </m:lim>
+                  </m:limLow>
                 </m:e>
                 <m:sub>
                   <m:r>
@@ -29222,16 +30592,21 @@
                 </m:rPr>
                 <m:t>(a zero multiple of a vector is </m:t>
               </m:r>
-              <m:acc>
-                <m:accPr>
-                  <m:chr m:val="̃"/>
-                </m:accPr>
+              <m:limLow>
                 <m:e>
                   <m:r>
                     <m:t>0</m:t>
                   </m:r>
                 </m:e>
-              </m:acc>
+                <m:lim>
+                  <m:r>
+                    <m:rPr>
+                      <m:sty m:val="p"/>
+                    </m:rPr>
+                    <m:t>∼</m:t>
+                  </m:r>
+                </m:lim>
+              </m:limLow>
               <m:r>
                 <m:rPr>
                   <m:nor/>
@@ -29257,16 +30632,21 @@
       <m:oMath>
         <m:sSub>
           <m:e>
-            <m:acc>
-              <m:accPr>
-                <m:chr m:val="̃"/>
-              </m:accPr>
+            <m:limLow>
               <m:e>
                 <m:r>
                   <m:t>u</m:t>
                 </m:r>
               </m:e>
-            </m:acc>
+              <m:lim>
+                <m:r>
+                  <m:rPr>
+                    <m:sty m:val="p"/>
+                  </m:rPr>
+                  <m:t>∼</m:t>
+                </m:r>
+              </m:lim>
+            </m:limLow>
           </m:e>
           <m:sub>
             <m:r>
@@ -29294,16 +30674,21 @@
         </m:r>
         <m:sSub>
           <m:e>
-            <m:acc>
-              <m:accPr>
-                <m:chr m:val="̃"/>
-              </m:accPr>
+            <m:limLow>
               <m:e>
                 <m:r>
                   <m:t>u</m:t>
                 </m:r>
               </m:e>
-            </m:acc>
+              <m:lim>
+                <m:r>
+                  <m:rPr>
+                    <m:sty m:val="p"/>
+                  </m:rPr>
+                  <m:t>∼</m:t>
+                </m:r>
+              </m:lim>
+            </m:limLow>
           </m:e>
           <m:sub>
             <m:r>
@@ -29324,16 +30709,21 @@
       <m:oMath>
         <m:sSub>
           <m:e>
-            <m:acc>
-              <m:accPr>
-                <m:chr m:val="̃"/>
-              </m:accPr>
+            <m:limLow>
               <m:e>
                 <m:r>
                   <m:t>0</m:t>
                 </m:r>
               </m:e>
-            </m:acc>
+              <m:lim>
+                <m:r>
+                  <m:rPr>
+                    <m:sty m:val="p"/>
+                  </m:rPr>
+                  <m:t>∼</m:t>
+                </m:r>
+              </m:lim>
+            </m:limLow>
           </m:e>
           <m:sub>
             <m:r>
@@ -29859,16 +31249,21 @@
           </m:rPr>
           <m:t>=</m:t>
         </m:r>
-        <m:acc>
-          <m:accPr>
-            <m:chr m:val="̃"/>
-          </m:accPr>
+        <m:limLow>
           <m:e>
             <m:r>
               <m:t>0</m:t>
             </m:r>
           </m:e>
-        </m:acc>
+          <m:lim>
+            <m:r>
+              <m:rPr>
+                <m:sty m:val="p"/>
+              </m:rPr>
+              <m:t>∼</m:t>
+            </m:r>
+          </m:lim>
+        </m:limLow>
       </m:oMath>
       <w:r>
         <w:t xml:space="preserve">.</w:t>
@@ -30387,16 +31782,21 @@
       <m:oMath>
         <m:sSub>
           <m:e>
-            <m:acc>
-              <m:accPr>
-                <m:chr m:val="̃"/>
-              </m:accPr>
+            <m:limLow>
               <m:e>
                 <m:r>
                   <m:t>t</m:t>
                 </m:r>
               </m:e>
-            </m:acc>
+              <m:lim>
+                <m:r>
+                  <m:rPr>
+                    <m:sty m:val="p"/>
+                  </m:rPr>
+                  <m:t>∼</m:t>
+                </m:r>
+              </m:lim>
+            </m:limLow>
           </m:e>
           <m:sub>
             <m:r>
@@ -30424,16 +31824,21 @@
         </m:r>
         <m:sSub>
           <m:e>
-            <m:acc>
-              <m:accPr>
-                <m:chr m:val="̃"/>
-              </m:accPr>
+            <m:limLow>
               <m:e>
                 <m:r>
                   <m:t>t</m:t>
                 </m:r>
               </m:e>
-            </m:acc>
+              <m:lim>
+                <m:r>
+                  <m:rPr>
+                    <m:sty m:val="p"/>
+                  </m:rPr>
+                  <m:t>∼</m:t>
+                </m:r>
+              </m:lim>
+            </m:limLow>
           </m:e>
           <m:sub>
             <m:r>
@@ -30589,16 +31994,21 @@
             <m:grow/>
           </m:dPr>
           <m:e>
-            <m:acc>
-              <m:accPr>
-                <m:chr m:val="̃"/>
-              </m:accPr>
+            <m:limLow>
               <m:e>
                 <m:r>
                   <m:t>0</m:t>
                 </m:r>
               </m:e>
-            </m:acc>
+              <m:lim>
+                <m:r>
+                  <m:rPr>
+                    <m:sty m:val="p"/>
+                  </m:rPr>
+                  <m:t>∼</m:t>
+                </m:r>
+              </m:lim>
+            </m:limLow>
           </m:e>
         </m:d>
         <m:r>
@@ -30641,16 +32051,21 @@
         <w:t xml:space="preserve"> </w:t>
       </w:r>
       <m:oMath>
-        <m:acc>
-          <m:accPr>
-            <m:chr m:val="̃"/>
-          </m:accPr>
+        <m:limLow>
           <m:e>
             <m:r>
               <m:t>s</m:t>
             </m:r>
           </m:e>
-        </m:acc>
+          <m:lim>
+            <m:r>
+              <m:rPr>
+                <m:sty m:val="p"/>
+              </m:rPr>
+              <m:t>∼</m:t>
+            </m:r>
+          </m:lim>
+        </m:limLow>
         <m:r>
           <m:rPr>
             <m:sty m:val="p"/>
@@ -30694,16 +32109,21 @@
           <m:e>
             <m:sSub>
               <m:e>
-                <m:acc>
-                  <m:accPr>
-                    <m:chr m:val="̃"/>
-                  </m:accPr>
+                <m:limLow>
                   <m:e>
                     <m:r>
                       <m:t>t</m:t>
                     </m:r>
                   </m:e>
-                </m:acc>
+                  <m:lim>
+                    <m:r>
+                      <m:rPr>
+                        <m:sty m:val="p"/>
+                      </m:rPr>
+                      <m:t>∼</m:t>
+                    </m:r>
+                  </m:lim>
+                </m:limLow>
               </m:e>
               <m:sub>
                 <m:r>
@@ -30731,16 +32151,21 @@
             </m:r>
             <m:sSub>
               <m:e>
-                <m:acc>
-                  <m:accPr>
-                    <m:chr m:val="̃"/>
-                  </m:accPr>
+                <m:limLow>
                   <m:e>
                     <m:r>
                       <m:t>t</m:t>
                     </m:r>
                   </m:e>
-                </m:acc>
+                  <m:lim>
+                    <m:r>
+                      <m:rPr>
+                        <m:sty m:val="p"/>
+                      </m:rPr>
+                      <m:t>∼</m:t>
+                    </m:r>
+                  </m:lim>
+                </m:limLow>
               </m:e>
               <m:sub>
                 <m:r>
@@ -30782,16 +32207,21 @@
       <m:oMath>
         <m:sSub>
           <m:e>
-            <m:acc>
-              <m:accPr>
-                <m:chr m:val="̃"/>
-              </m:accPr>
+            <m:limLow>
               <m:e>
                 <m:r>
                   <m:t>t</m:t>
                 </m:r>
               </m:e>
-            </m:acc>
+              <m:lim>
+                <m:r>
+                  <m:rPr>
+                    <m:sty m:val="p"/>
+                  </m:rPr>
+                  <m:t>∼</m:t>
+                </m:r>
+              </m:lim>
+            </m:limLow>
           </m:e>
           <m:sub>
             <m:r>
@@ -30819,16 +32249,21 @@
         </m:r>
         <m:sSub>
           <m:e>
-            <m:acc>
-              <m:accPr>
-                <m:chr m:val="̃"/>
-              </m:accPr>
+            <m:limLow>
               <m:e>
                 <m:r>
                   <m:t>t</m:t>
                 </m:r>
               </m:e>
-            </m:acc>
+              <m:lim>
+                <m:r>
+                  <m:rPr>
+                    <m:sty m:val="p"/>
+                  </m:rPr>
+                  <m:t>∼</m:t>
+                </m:r>
+              </m:lim>
+            </m:limLow>
           </m:e>
           <m:sub>
             <m:r>
@@ -30842,16 +32277,21 @@
           </m:rPr>
           <m:t>,</m:t>
         </m:r>
-        <m:acc>
-          <m:accPr>
-            <m:chr m:val="̃"/>
-          </m:accPr>
+        <m:limLow>
           <m:e>
             <m:r>
               <m:t>s</m:t>
             </m:r>
           </m:e>
-        </m:acc>
+          <m:lim>
+            <m:r>
+              <m:rPr>
+                <m:sty m:val="p"/>
+              </m:rPr>
+              <m:t>∼</m:t>
+            </m:r>
+          </m:lim>
+        </m:limLow>
       </m:oMath>
       <w:r>
         <w:t xml:space="preserve"> </w:t>
@@ -31613,16 +33053,21 @@
         <w:t xml:space="preserve"> </w:t>
       </w:r>
       <m:oMath>
-        <m:acc>
-          <m:accPr>
-            <m:chr m:val="̃"/>
-          </m:accPr>
+        <m:limLow>
           <m:e>
             <m:r>
               <m:t>0</m:t>
             </m:r>
           </m:e>
-        </m:acc>
+          <m:lim>
+            <m:r>
+              <m:rPr>
+                <m:sty m:val="p"/>
+              </m:rPr>
+              <m:t>∼</m:t>
+            </m:r>
+          </m:lim>
+        </m:limLow>
       </m:oMath>
       <w:r>
         <w:t xml:space="preserve"> </w:t>
